--- a/docs/DevelopersGuide.docx
+++ b/docs/DevelopersGuide.docx
@@ -1,6 +1,6 @@
 
 <file path=word/document.xml><?xml version="1.0" encoding="utf-8"?>
-<w:document xmlns:wpc="http://schemas.microsoft.com/office/word/2010/wordprocessingCanvas" xmlns:cx="http://schemas.microsoft.com/office/drawing/2014/chartex" xmlns:cx1="http://schemas.microsoft.com/office/drawing/2015/9/8/chartex" xmlns:cx2="http://schemas.microsoft.com/office/drawing/2015/10/21/chartex" xmlns:cx3="http://schemas.microsoft.com/office/drawing/2016/5/9/chartex" xmlns:cx4="http://schemas.microsoft.com/office/drawing/2016/5/10/chartex" xmlns:cx5="http://schemas.microsoft.com/office/drawing/2016/5/11/chartex" xmlns:cx6="http://schemas.microsoft.com/office/drawing/2016/5/12/chartex" xmlns:cx7="http://schemas.microsoft.com/office/drawing/2016/5/13/chartex" xmlns:cx8="http://schemas.microsoft.com/office/drawing/2016/5/14/chartex" xmlns:mc="http://schemas.openxmlformats.org/markup-compatibility/2006" xmlns:aink="http://schemas.microsoft.com/office/drawing/2016/ink" xmlns:am3d="http://schemas.microsoft.com/office/drawing/2017/model3d" xmlns:o="urn:schemas-microsoft-com:office:office" xmlns:oel="http://schemas.microsoft.com/office/2019/extlst" xmlns:r="http://schemas.openxmlformats.org/officeDocument/2006/relationships" xmlns:m="http://schemas.openxmlformats.org/officeDocument/2006/math" xmlns:v="urn:schemas-microsoft-com:vml" xmlns:wp14="http://schemas.microsoft.com/office/word/2010/wordprocessingDrawing" xmlns:wp="http://schemas.openxmlformats.org/drawingml/2006/wordprocessingDrawing" xmlns:w10="urn:schemas-microsoft-com:office:word" xmlns:w="http://schemas.openxmlformats.org/wordprocessingml/2006/main" xmlns:w14="http://schemas.microsoft.com/office/word/2010/wordml" xmlns:w15="http://schemas.microsoft.com/office/word/2012/wordml" xmlns:w16cei="http://schemas.microsoft.com/office/word/2026/wordml/cei" xmlns:w16cex="http://schemas.microsoft.com/office/word/2018/wordml/cex" xmlns:w16cid="http://schemas.microsoft.com/office/word/2016/wordml/cid" xmlns:w16="http://schemas.microsoft.com/office/word/2018/wordml" xmlns:w16du="http://schemas.microsoft.com/office/word/2023/wordml/word16du" xmlns:w16sdtdh="http://schemas.microsoft.com/office/word/2020/wordml/sdtdatahash" xmlns:w16sdtfl="http://schemas.microsoft.com/office/word/2024/wordml/sdtformatlock" xmlns:w16se="http://schemas.microsoft.com/office/word/2015/wordml/symex" xmlns:wpg="http://schemas.microsoft.com/office/word/2010/wordprocessingGroup" xmlns:wpi="http://schemas.microsoft.com/office/word/2010/wordprocessingInk" xmlns:wne="http://schemas.microsoft.com/office/word/2006/wordml" xmlns:wps="http://schemas.microsoft.com/office/word/2010/wordprocessingShape" mc:Ignorable="w14 w15 w16se w16cid w16 w16cex w16sdtdh w16sdtfl w16du wp14">
+<w:document xmlns:wpc="http://schemas.microsoft.com/office/word/2010/wordprocessingCanvas" xmlns:cx="http://schemas.microsoft.com/office/drawing/2014/chartex" xmlns:cx1="http://schemas.microsoft.com/office/drawing/2015/9/8/chartex" xmlns:cx2="http://schemas.microsoft.com/office/drawing/2015/10/21/chartex" xmlns:cx3="http://schemas.microsoft.com/office/drawing/2016/5/9/chartex" xmlns:cx4="http://schemas.microsoft.com/office/drawing/2016/5/10/chartex" xmlns:cx5="http://schemas.microsoft.com/office/drawing/2016/5/11/chartex" xmlns:cx6="http://schemas.microsoft.com/office/drawing/2016/5/12/chartex" xmlns:cx7="http://schemas.microsoft.com/office/drawing/2016/5/13/chartex" xmlns:cx8="http://schemas.microsoft.com/office/drawing/2016/5/14/chartex" xmlns:mc="http://schemas.openxmlformats.org/markup-compatibility/2006" xmlns:aink="http://schemas.microsoft.com/office/drawing/2016/ink" xmlns:am3d="http://schemas.microsoft.com/office/drawing/2017/model3d" xmlns:o="urn:schemas-microsoft-com:office:office" xmlns:oel="http://schemas.microsoft.com/office/2019/extlst" xmlns:r="http://schemas.openxmlformats.org/officeDocument/2006/relationships" xmlns:m="http://schemas.openxmlformats.org/officeDocument/2006/math" xmlns:v="urn:schemas-microsoft-com:vml" xmlns:wp14="http://schemas.microsoft.com/office/word/2010/wordprocessingDrawing" xmlns:wp="http://schemas.openxmlformats.org/drawingml/2006/wordprocessingDrawing" xmlns:w10="urn:schemas-microsoft-com:office:word" xmlns:w="http://schemas.openxmlformats.org/wordprocessingml/2006/main" xmlns:w14="http://schemas.microsoft.com/office/word/2010/wordml" xmlns:w15="http://schemas.microsoft.com/office/word/2012/wordml" xmlns:w16cex="http://schemas.microsoft.com/office/word/2018/wordml/cex" xmlns:w16cid="http://schemas.microsoft.com/office/word/2016/wordml/cid" xmlns:w16="http://schemas.microsoft.com/office/word/2018/wordml" xmlns:w16du="http://schemas.microsoft.com/office/word/2023/wordml/word16du" xmlns:w16sdtdh="http://schemas.microsoft.com/office/word/2020/wordml/sdtdatahash" xmlns:w16sdtfl="http://schemas.microsoft.com/office/word/2024/wordml/sdtformatlock" xmlns:w16se="http://schemas.microsoft.com/office/word/2015/wordml/symex" xmlns:wpg="http://schemas.microsoft.com/office/word/2010/wordprocessingGroup" xmlns:wpi="http://schemas.microsoft.com/office/word/2010/wordprocessingInk" xmlns:wne="http://schemas.microsoft.com/office/word/2006/wordml" xmlns:wps="http://schemas.microsoft.com/office/word/2010/wordprocessingShape" mc:Ignorable="w14 w15 w16se w16cid w16 w16cex w16sdtdh w16sdtfl w16du wp14">
   <w:body>
     <w:p>
       <w:pPr>
@@ -1274,13 +1274,57 @@
           <w:bCs/>
           <w:lang w:val="de-AT"/>
         </w:rPr>
-        <w:t>Dein HTL-Tutor ist dein Senior Advisor (Berater).</w:t>
-      </w:r>
-      <w:r>
-        <w:rPr>
-          <w:lang w:val="de-AT"/>
-        </w:rPr>
-        <w:t xml:space="preserve"> Er oder sie ist hier, um dich zu begleiten und </w:t>
+        <w:t>Dein</w:t>
+      </w:r>
+      <w:r>
+        <w:rPr>
+          <w:b/>
+          <w:bCs/>
+          <w:lang w:val="de-AT"/>
+        </w:rPr>
+        <w:t>e</w:t>
+      </w:r>
+      <w:r>
+        <w:rPr>
+          <w:b/>
+          <w:bCs/>
+          <w:lang w:val="de-AT"/>
+        </w:rPr>
+        <w:t xml:space="preserve"> HTL-Tutor</w:t>
+      </w:r>
+      <w:r>
+        <w:rPr>
+          <w:b/>
+          <w:bCs/>
+          <w:lang w:val="de-AT"/>
+        </w:rPr>
+        <w:t>in</w:t>
+      </w:r>
+      <w:r>
+        <w:rPr>
+          <w:b/>
+          <w:bCs/>
+          <w:lang w:val="de-AT"/>
+        </w:rPr>
+        <w:t xml:space="preserve"> ist dein Senior Advisor (Berater).</w:t>
+      </w:r>
+      <w:r>
+        <w:rPr>
+          <w:lang w:val="de-AT"/>
+        </w:rPr>
+        <w:t xml:space="preserve"> </w:t>
+      </w:r>
+      <w:r>
+        <w:rPr>
+          <w:lang w:val="de-AT"/>
+        </w:rPr>
+        <w:t>S</w:t>
+      </w:r>
+      <w:r>
+        <w:rPr>
+          <w:lang w:val="de-AT"/>
+        </w:rPr>
+        <w:t xml:space="preserve">ie ist hier, um dich zu begleiten und </w:t>
       </w:r>
       <w:r>
         <w:rPr>
@@ -1301,7 +1345,25 @@
           <w:color w:val="EE0000"/>
           <w:lang w:val="de-AT"/>
         </w:rPr>
-        <w:t>Wenn du feststeckst, frag einfach!</w:t>
+        <w:t>Wenn du feststeckst, frag</w:t>
+      </w:r>
+      <w:r>
+        <w:rPr>
+          <w:b/>
+          <w:bCs/>
+          <w:color w:val="EE0000"/>
+          <w:lang w:val="de-AT"/>
+        </w:rPr>
+        <w:t xml:space="preserve"> sie</w:t>
+      </w:r>
+      <w:r>
+        <w:rPr>
+          <w:b/>
+          <w:bCs/>
+          <w:color w:val="EE0000"/>
+          <w:lang w:val="de-AT"/>
+        </w:rPr>
+        <w:t xml:space="preserve"> einfach!</w:t>
       </w:r>
     </w:p>
     <w:p>
@@ -1433,11 +1495,24 @@
       </w:r>
       <w:r>
         <w:rPr>
-          <w:b/>
-          <w:bCs/>
-          <w:lang w:val="de-AT"/>
-        </w:rPr>
-        <w:t>350°C</w:t>
+          <w:u w:val="single"/>
+          <w:lang w:val="de-AT"/>
+        </w:rPr>
+        <w:t>3</w:t>
+      </w:r>
+      <w:r>
+        <w:rPr>
+          <w:u w:val="single"/>
+          <w:lang w:val="de-AT"/>
+        </w:rPr>
+        <w:t>3</w:t>
+      </w:r>
+      <w:r>
+        <w:rPr>
+          <w:u w:val="single"/>
+          <w:lang w:val="de-AT"/>
+        </w:rPr>
+        <w:t>0°C</w:t>
       </w:r>
       <w:r>
         <w:rPr>
@@ -1457,7 +1532,7 @@
         <w:rPr>
           <w:lang w:val="de-AT"/>
         </w:rPr>
-        <w:t xml:space="preserve"> am Plastik- oder Gummigriff. </w:t>
+        <w:t xml:space="preserve"> am Gummigriff. </w:t>
       </w:r>
     </w:p>
     <w:p>
@@ -1482,7 +1557,20 @@
         <w:rPr>
           <w:lang w:val="de-AT"/>
         </w:rPr>
-        <w:t xml:space="preserve"> Lege den Lötkolben immer zurück in den Metallständer</w:t>
+        <w:t xml:space="preserve"> Lege den Lötkolben </w:t>
+      </w:r>
+      <w:r>
+        <w:rPr>
+          <w:u w:val="single"/>
+          <w:lang w:val="de-AT"/>
+        </w:rPr>
+        <w:t>immer</w:t>
+      </w:r>
+      <w:r>
+        <w:rPr>
+          <w:lang w:val="de-AT"/>
+        </w:rPr>
+        <w:t xml:space="preserve"> zurück in den Metallständer</w:t>
       </w:r>
       <w:r>
         <w:rPr>
@@ -1696,19 +1784,7 @@
         <w:rPr>
           <w:lang w:val="en-US"/>
         </w:rPr>
-        <w:t xml:space="preserve"> </w:t>
-      </w:r>
-      <w:r>
-        <w:rPr>
-          <w:lang w:val="en-US"/>
-        </w:rPr>
-        <w:t xml:space="preserve">Tiny Arc Buddy </w:t>
-      </w:r>
-      <w:r>
-        <w:rPr>
-          <w:lang w:val="en-US"/>
-        </w:rPr>
-        <w:t>Platine</w:t>
+        <w:t xml:space="preserve"> Tiny Arc Buddy Platine</w:t>
       </w:r>
     </w:p>
     <w:p>
@@ -1716,7 +1792,7 @@
         <w:rPr>
           <w:sz w:val="10"/>
           <w:szCs w:val="10"/>
-          <w:lang w:val="de-AT"/>
+          <w:lang w:val="en-US"/>
         </w:rPr>
       </w:pPr>
     </w:p>
@@ -1863,7 +1939,23 @@
           <w:bCs/>
           <w:lang w:val="de-AT"/>
         </w:rPr>
-        <w:t>[ ]</w:t>
+        <w:t xml:space="preserve">[ </w:t>
+      </w:r>
+      <w:r>
+        <w:rPr>
+          <w:b/>
+          <w:bCs/>
+          <w:lang w:val="de-AT"/>
+        </w:rPr>
+        <w:t xml:space="preserve"> </w:t>
+      </w:r>
+      <w:r>
+        <w:rPr>
+          <w:b/>
+          <w:bCs/>
+          <w:lang w:val="de-AT"/>
+        </w:rPr>
+        <w:t>]</w:t>
       </w:r>
       <w:r>
         <w:rPr>
@@ -1891,30 +1983,50 @@
         <w:shd w:val="clear" w:color="auto" w:fill="FFFFFF" w:themeFill="background1"/>
         <w:ind w:left="709"/>
         <w:rPr>
-          <w:lang w:val="de-AT"/>
-        </w:rPr>
-      </w:pPr>
-      <w:r>
-        <w:rPr>
-          <w:rFonts w:ascii="Segoe UI Emoji" w:hAnsi="Segoe UI Emoji" w:cs="Segoe UI Emoji"/>
-          <w:lang w:val="de-AT"/>
-        </w:rPr>
-        <w:t>💡</w:t>
-      </w:r>
-      <w:r>
-        <w:rPr>
-          <w:lang w:val="de-AT"/>
-        </w:rPr>
-        <w:t xml:space="preserve"> </w:t>
-      </w:r>
-      <w:r>
-        <w:rPr>
           <w:i/>
           <w:iCs/>
+          <w:sz w:val="18"/>
+          <w:szCs w:val="20"/>
+          <w:lang w:val="de-AT"/>
+        </w:rPr>
+      </w:pPr>
+      <w:r>
+        <w:rPr>
+          <w:rFonts w:ascii="Segoe UI Emoji" w:hAnsi="Segoe UI Emoji" w:cs="Segoe UI Emoji"/>
+          <w:sz w:val="18"/>
+          <w:szCs w:val="20"/>
+          <w:lang w:val="de-AT"/>
+        </w:rPr>
+        <w:t>💡</w:t>
+      </w:r>
+      <w:r>
+        <w:rPr>
+          <w:sz w:val="18"/>
+          <w:szCs w:val="20"/>
+          <w:lang w:val="de-AT"/>
+        </w:rPr>
+        <w:t xml:space="preserve"> </w:t>
+      </w:r>
+      <w:r>
+        <w:rPr>
+          <w:i/>
+          <w:iCs/>
+          <w:sz w:val="18"/>
+          <w:szCs w:val="20"/>
           <w:lang w:val="de-AT"/>
         </w:rPr>
         <w:t>Tutor-Tipp: Erkläre kurz, dass Widerstände keine "falsche" Richtung haben.</w:t>
       </w:r>
+    </w:p>
+    <w:p>
+      <w:pPr>
+        <w:shd w:val="clear" w:color="auto" w:fill="FFFFFF" w:themeFill="background1"/>
+        <w:rPr>
+          <w:sz w:val="10"/>
+          <w:szCs w:val="10"/>
+          <w:lang w:val="de-AT"/>
+        </w:rPr>
+      </w:pPr>
     </w:p>
     <w:p>
       <w:pPr>
@@ -1933,10 +2045,12 @@
           <w:bCs/>
           <w:lang w:val="de-AT"/>
         </w:rPr>
-        <w:t>[ ]</w:t>
-      </w:r>
-      <w:r>
-        <w:rPr>
+        <w:t xml:space="preserve">[ </w:t>
+      </w:r>
+      <w:r>
+        <w:rPr>
+          <w:b/>
+          <w:bCs/>
           <w:lang w:val="de-AT"/>
         </w:rPr>
         <w:t xml:space="preserve"> </w:t>
@@ -1947,6 +2061,20 @@
           <w:bCs/>
           <w:lang w:val="de-AT"/>
         </w:rPr>
+        <w:t>]</w:t>
+      </w:r>
+      <w:r>
+        <w:rPr>
+          <w:lang w:val="de-AT"/>
+        </w:rPr>
+        <w:t xml:space="preserve"> </w:t>
+      </w:r>
+      <w:r>
+        <w:rPr>
+          <w:b/>
+          <w:bCs/>
+          <w:lang w:val="de-AT"/>
+        </w:rPr>
         <w:t>Drucktaster (3x):</w:t>
       </w:r>
       <w:r>
@@ -1955,6 +2083,17 @@
         </w:rPr>
         <w:t xml:space="preserve"> Stecke die drei Buttons (Taster) ein und löte die Beinchen fest.</w:t>
       </w:r>
+    </w:p>
+    <w:p>
+      <w:pPr>
+        <w:shd w:val="clear" w:color="auto" w:fill="F2F2F2" w:themeFill="background1" w:themeFillShade="F2"/>
+        <w:ind w:left="360"/>
+        <w:rPr>
+          <w:sz w:val="10"/>
+          <w:szCs w:val="10"/>
+          <w:lang w:val="de-AT"/>
+        </w:rPr>
+      </w:pPr>
     </w:p>
     <w:p>
       <w:pPr>
@@ -1973,7 +2112,37 @@
           <w:bCs/>
           <w:lang w:val="de-AT"/>
         </w:rPr>
-        <w:t>[ ] DIL-8 Sockel:</w:t>
+        <w:t xml:space="preserve">[ </w:t>
+      </w:r>
+      <w:r>
+        <w:rPr>
+          <w:b/>
+          <w:bCs/>
+          <w:lang w:val="de-AT"/>
+        </w:rPr>
+        <w:t xml:space="preserve"> </w:t>
+      </w:r>
+      <w:r>
+        <w:rPr>
+          <w:b/>
+          <w:bCs/>
+          <w:lang w:val="de-AT"/>
+        </w:rPr>
+        <w:t>]</w:t>
+      </w:r>
+      <w:r>
+        <w:rPr>
+          <w:lang w:val="de-AT"/>
+        </w:rPr>
+        <w:t xml:space="preserve"> </w:t>
+      </w:r>
+      <w:r>
+        <w:rPr>
+          <w:b/>
+          <w:bCs/>
+          <w:lang w:val="de-AT"/>
+        </w:rPr>
+        <w:t>DIL-8 Sockel:</w:t>
       </w:r>
       <w:r>
         <w:rPr>
@@ -2013,6 +2182,8 @@
         <w:rPr>
           <w:i/>
           <w:iCs/>
+          <w:sz w:val="18"/>
+          <w:szCs w:val="20"/>
           <w:lang w:val="de-AT"/>
         </w:rPr>
       </w:pPr>
@@ -2021,6 +2192,8 @@
           <w:rFonts w:ascii="Segoe UI Emoji" w:hAnsi="Segoe UI Emoji" w:cs="Segoe UI Emoji"/>
           <w:b/>
           <w:bCs/>
+          <w:sz w:val="18"/>
+          <w:szCs w:val="20"/>
           <w:lang w:val="de-AT"/>
         </w:rPr>
         <w:t>🛑</w:t>
@@ -2028,6 +2201,8 @@
       <w:r>
         <w:rPr>
           <w:rFonts w:ascii="Segoe UI Emoji" w:hAnsi="Segoe UI Emoji" w:cs="Segoe UI Emoji"/>
+          <w:sz w:val="18"/>
+          <w:szCs w:val="20"/>
           <w:lang w:val="de-AT"/>
         </w:rPr>
         <w:t xml:space="preserve"> Tutor-Tipp: Schau genau auf die Kerbe (die kleine halbkreisförmige Aussparung) an einem Ende des</w:t>
@@ -2036,10 +2211,25 @@
         <w:rPr>
           <w:i/>
           <w:iCs/>
+          <w:sz w:val="18"/>
+          <w:szCs w:val="20"/>
           <w:lang w:val="de-AT"/>
         </w:rPr>
         <w:t xml:space="preserve"> Sockels. Sie muss genau mit der Zeichnung auf der Platine übereinstimmen!</w:t>
       </w:r>
+    </w:p>
+    <w:p>
+      <w:pPr>
+        <w:shd w:val="clear" w:color="auto" w:fill="FFFFFF" w:themeFill="background1"/>
+        <w:ind w:left="709"/>
+        <w:rPr>
+          <w:i/>
+          <w:iCs/>
+          <w:sz w:val="10"/>
+          <w:szCs w:val="10"/>
+          <w:lang w:val="de-AT"/>
+        </w:rPr>
+      </w:pPr>
     </w:p>
     <w:p>
       <w:pPr>
@@ -2054,7 +2244,34 @@
         </w:rPr>
       </w:pPr>
       <w:r>
-        <w:t xml:space="preserve">[ ] </w:t>
+        <w:rPr>
+          <w:b/>
+          <w:bCs/>
+          <w:lang w:val="de-AT"/>
+        </w:rPr>
+        <w:t xml:space="preserve">[ </w:t>
+      </w:r>
+      <w:r>
+        <w:rPr>
+          <w:b/>
+          <w:bCs/>
+          <w:lang w:val="de-AT"/>
+        </w:rPr>
+        <w:t xml:space="preserve"> </w:t>
+      </w:r>
+      <w:r>
+        <w:rPr>
+          <w:b/>
+          <w:bCs/>
+          <w:lang w:val="de-AT"/>
+        </w:rPr>
+        <w:t>]</w:t>
+      </w:r>
+      <w:r>
+        <w:rPr>
+          <w:lang w:val="de-AT"/>
+        </w:rPr>
+        <w:t xml:space="preserve"> </w:t>
       </w:r>
       <w:r>
         <w:rPr>
@@ -2075,6 +2292,17 @@
       <w:r>
         <w:t xml:space="preserve"> der Platine festgelötet werden.</w:t>
       </w:r>
+    </w:p>
+    <w:p>
+      <w:pPr>
+        <w:pStyle w:val="Listenabsatz"/>
+        <w:ind w:left="720"/>
+        <w:rPr>
+          <w:sz w:val="10"/>
+          <w:szCs w:val="10"/>
+          <w:lang w:val="de-AT"/>
+        </w:rPr>
+      </w:pPr>
     </w:p>
     <w:p>
       <w:pPr>
@@ -2093,7 +2321,37 @@
           <w:bCs/>
           <w:lang w:val="de-AT"/>
         </w:rPr>
-        <w:t>[ ] Das OLED-Display:</w:t>
+        <w:t xml:space="preserve">[ </w:t>
+      </w:r>
+      <w:r>
+        <w:rPr>
+          <w:b/>
+          <w:bCs/>
+          <w:lang w:val="de-AT"/>
+        </w:rPr>
+        <w:t xml:space="preserve"> </w:t>
+      </w:r>
+      <w:r>
+        <w:rPr>
+          <w:b/>
+          <w:bCs/>
+          <w:lang w:val="de-AT"/>
+        </w:rPr>
+        <w:t>]</w:t>
+      </w:r>
+      <w:r>
+        <w:rPr>
+          <w:lang w:val="de-AT"/>
+        </w:rPr>
+        <w:t xml:space="preserve"> </w:t>
+      </w:r>
+      <w:r>
+        <w:rPr>
+          <w:b/>
+          <w:bCs/>
+          <w:lang w:val="de-AT"/>
+        </w:rPr>
+        <w:t>Das OLED-Display:</w:t>
       </w:r>
       <w:r>
         <w:rPr>
@@ -2101,6 +2359,15 @@
         </w:rPr>
         <w:t xml:space="preserve"> Stecke die 4 Pins oben in die Platine und löte sie schön gerade fest.</w:t>
       </w:r>
+    </w:p>
+    <w:p>
+      <w:pPr>
+        <w:rPr>
+          <w:sz w:val="10"/>
+          <w:szCs w:val="10"/>
+          <w:lang w:val="de-AT"/>
+        </w:rPr>
+      </w:pPr>
     </w:p>
     <w:p>
       <w:pPr>
@@ -2119,7 +2386,37 @@
           <w:bCs/>
           <w:lang w:val="de-AT"/>
         </w:rPr>
-        <w:t>[ ] Die LED:</w:t>
+        <w:t xml:space="preserve">[ </w:t>
+      </w:r>
+      <w:r>
+        <w:rPr>
+          <w:b/>
+          <w:bCs/>
+          <w:lang w:val="de-AT"/>
+        </w:rPr>
+        <w:t xml:space="preserve"> </w:t>
+      </w:r>
+      <w:r>
+        <w:rPr>
+          <w:b/>
+          <w:bCs/>
+          <w:lang w:val="de-AT"/>
+        </w:rPr>
+        <w:t>]</w:t>
+      </w:r>
+      <w:r>
+        <w:rPr>
+          <w:lang w:val="de-AT"/>
+        </w:rPr>
+        <w:t xml:space="preserve"> </w:t>
+      </w:r>
+      <w:r>
+        <w:rPr>
+          <w:b/>
+          <w:bCs/>
+          <w:lang w:val="de-AT"/>
+        </w:rPr>
+        <w:t>Die LED:</w:t>
       </w:r>
       <w:r>
         <w:rPr>
@@ -2144,12 +2441,16 @@
           <w:rFonts w:ascii="Segoe UI Emoji" w:hAnsi="Segoe UI Emoji" w:cs="Segoe UI Emoji"/>
           <w:b/>
           <w:bCs/>
+          <w:sz w:val="18"/>
+          <w:szCs w:val="20"/>
           <w:lang w:val="de-AT"/>
         </w:rPr>
         <w:t>🛑</w:t>
       </w:r>
       <w:r>
         <w:rPr>
+          <w:sz w:val="18"/>
+          <w:szCs w:val="20"/>
           <w:lang w:val="de-AT"/>
         </w:rPr>
         <w:t xml:space="preserve"> </w:t>
@@ -2158,6 +2459,8 @@
         <w:rPr>
           <w:i/>
           <w:iCs/>
+          <w:sz w:val="18"/>
+          <w:szCs w:val="20"/>
           <w:lang w:val="de-AT"/>
         </w:rPr>
         <w:t xml:space="preserve">Tutor-Tipp: Das </w:t>
@@ -2168,6 +2471,8 @@
           <w:bCs/>
           <w:i/>
           <w:iCs/>
+          <w:sz w:val="18"/>
+          <w:szCs w:val="20"/>
           <w:lang w:val="de-AT"/>
         </w:rPr>
         <w:t>lange Bein</w:t>
@@ -2176,10 +2481,26 @@
         <w:rPr>
           <w:i/>
           <w:iCs/>
+          <w:sz w:val="18"/>
+          <w:szCs w:val="20"/>
           <w:lang w:val="de-AT"/>
         </w:rPr>
         <w:t xml:space="preserve"> kommt in das Loch mit dem Pluszeichen (+).</w:t>
       </w:r>
+    </w:p>
+    <w:p>
+      <w:pPr>
+        <w:pStyle w:val="Listenabsatz"/>
+        <w:shd w:val="clear" w:color="auto" w:fill="FFFFFF" w:themeFill="background1"/>
+        <w:ind w:left="720"/>
+        <w:rPr>
+          <w:i/>
+          <w:iCs/>
+          <w:sz w:val="10"/>
+          <w:szCs w:val="10"/>
+          <w:lang w:val="de-AT"/>
+        </w:rPr>
+      </w:pPr>
     </w:p>
     <w:p>
       <w:pPr>
@@ -2198,10 +2519,12 @@
           <w:bCs/>
           <w:lang w:val="de-AT"/>
         </w:rPr>
-        <w:t>[ ]</w:t>
-      </w:r>
-      <w:r>
-        <w:rPr>
+        <w:t xml:space="preserve">[ </w:t>
+      </w:r>
+      <w:r>
+        <w:rPr>
+          <w:b/>
+          <w:bCs/>
           <w:lang w:val="de-AT"/>
         </w:rPr>
         <w:t xml:space="preserve"> </w:t>
@@ -2212,7 +2535,21 @@
           <w:bCs/>
           <w:lang w:val="de-AT"/>
         </w:rPr>
-        <w:t>Schiebeschalter (1x):</w:t>
+        <w:t>]</w:t>
+      </w:r>
+      <w:r>
+        <w:rPr>
+          <w:lang w:val="de-AT"/>
+        </w:rPr>
+        <w:t xml:space="preserve"> </w:t>
+      </w:r>
+      <w:r>
+        <w:rPr>
+          <w:b/>
+          <w:bCs/>
+          <w:lang w:val="de-AT"/>
+        </w:rPr>
+        <w:t>Schiebeschalter:</w:t>
       </w:r>
       <w:r>
         <w:rPr>
@@ -2220,6 +2557,17 @@
         </w:rPr>
         <w:t xml:space="preserve"> Das ist dein Ein-/Ausschalter. Löte ihn vorsichtig fest.</w:t>
       </w:r>
+    </w:p>
+    <w:p>
+      <w:pPr>
+        <w:shd w:val="clear" w:color="auto" w:fill="F2F2F2" w:themeFill="background1" w:themeFillShade="F2"/>
+        <w:ind w:left="360"/>
+        <w:rPr>
+          <w:sz w:val="10"/>
+          <w:szCs w:val="10"/>
+          <w:lang w:val="de-AT"/>
+        </w:rPr>
+      </w:pPr>
     </w:p>
     <w:p>
       <w:pPr>
@@ -2238,8 +2586,37 @@
           <w:bCs/>
           <w:lang w:val="de-AT"/>
         </w:rPr>
-        <w:lastRenderedPageBreak/>
-        <w:t>[ ] D</w:t>
+        <w:t xml:space="preserve">[ </w:t>
+      </w:r>
+      <w:r>
+        <w:rPr>
+          <w:b/>
+          <w:bCs/>
+          <w:lang w:val="de-AT"/>
+        </w:rPr>
+        <w:t xml:space="preserve"> </w:t>
+      </w:r>
+      <w:r>
+        <w:rPr>
+          <w:b/>
+          <w:bCs/>
+          <w:lang w:val="de-AT"/>
+        </w:rPr>
+        <w:t>]</w:t>
+      </w:r>
+      <w:r>
+        <w:rPr>
+          <w:lang w:val="de-AT"/>
+        </w:rPr>
+        <w:t xml:space="preserve"> </w:t>
+      </w:r>
+      <w:r>
+        <w:rPr>
+          <w:b/>
+          <w:bCs/>
+          <w:lang w:val="de-AT"/>
+        </w:rPr>
+        <w:t>D</w:t>
       </w:r>
       <w:r>
         <w:rPr>
@@ -2369,18 +2746,27 @@
         <w:rPr>
           <w:lang w:val="de-AT"/>
         </w:rPr>
-        <w:t xml:space="preserve"> zu programmieren. Wir löten den Buzzer erst in Teil 5 ein, </w:t>
+        <w:t xml:space="preserve"> zu programmieren. </w:t>
+      </w:r>
+      <w:r>
+        <w:rPr>
+          <w:u w:val="single"/>
+          <w:lang w:val="de-AT"/>
+        </w:rPr>
+        <w:t xml:space="preserve">Wir löten den Buzzer erst in Teil 5 ein, </w:t>
       </w:r>
       <w:r>
         <w:rPr>
           <w:i/>
           <w:iCs/>
+          <w:u w:val="single"/>
           <w:lang w:val="de-AT"/>
         </w:rPr>
         <w:t>nachdem</w:t>
       </w:r>
       <w:r>
         <w:rPr>
+          <w:u w:val="single"/>
           <w:lang w:val="de-AT"/>
         </w:rPr>
         <w:t xml:space="preserve"> wir mit dem Programmieren fertig sind.</w:t>
@@ -2433,1194 +2819,6 @@
         </w:rPr>
       </w:pPr>
     </w:p>
-    <w:tbl>
-      <w:tblPr>
-        <w:tblStyle w:val="Tabellenraster"/>
-        <w:tblW w:w="0" w:type="auto"/>
-        <w:tblBorders>
-          <w:top w:val="none" w:sz="0" w:space="0" w:color="auto"/>
-          <w:left w:val="none" w:sz="0" w:space="0" w:color="auto"/>
-          <w:bottom w:val="none" w:sz="0" w:space="0" w:color="auto"/>
-          <w:right w:val="none" w:sz="0" w:space="0" w:color="auto"/>
-          <w:insideH w:val="none" w:sz="0" w:space="0" w:color="auto"/>
-          <w:insideV w:val="none" w:sz="0" w:space="0" w:color="auto"/>
-        </w:tblBorders>
-        <w:shd w:val="clear" w:color="auto" w:fill="FFFFCC"/>
-        <w:tblLook w:val="04A0" w:firstRow="1" w:lastRow="0" w:firstColumn="1" w:lastColumn="0" w:noHBand="0" w:noVBand="1"/>
-      </w:tblPr>
-      <w:tblGrid>
-        <w:gridCol w:w="468"/>
-        <w:gridCol w:w="8604"/>
-      </w:tblGrid>
-      <w:tr>
-        <w:trPr>
-          <w:cantSplit/>
-          <w:trHeight w:val="1134"/>
-        </w:trPr>
-        <w:tc>
-          <w:tcPr>
-            <w:tcW w:w="450" w:type="dxa"/>
-            <w:shd w:val="clear" w:color="auto" w:fill="FFFFCC"/>
-            <w:textDirection w:val="btLr"/>
-          </w:tcPr>
-          <w:p>
-            <w:pPr>
-              <w:ind w:left="113" w:right="113"/>
-              <w:jc w:val="center"/>
-              <w:rPr>
-                <w:rFonts w:ascii="Segoe UI Emoji" w:hAnsi="Segoe UI Emoji" w:cs="Segoe UI Emoji"/>
-                <w:b/>
-                <w:bCs/>
-                <w:sz w:val="18"/>
-                <w:szCs w:val="20"/>
-                <w:lang w:val="de-AT"/>
-              </w:rPr>
-            </w:pPr>
-            <w:r>
-              <w:rPr>
-                <w:rFonts w:ascii="Segoe UI Emoji" w:hAnsi="Segoe UI Emoji" w:cs="Segoe UI Emoji"/>
-                <w:b/>
-                <w:bCs/>
-                <w:sz w:val="18"/>
-                <w:szCs w:val="20"/>
-                <w:lang w:val="de-AT"/>
-              </w:rPr>
-              <w:t xml:space="preserve">INFORMATIONEN FÜR TUTOREN </w:t>
-            </w:r>
-            <w:r>
-              <w:rPr>
-                <w:rFonts w:ascii="Segoe UI Emoji" w:hAnsi="Segoe UI Emoji" w:cs="Segoe UI Emoji"/>
-                <w:b/>
-                <w:bCs/>
-                <w:sz w:val="18"/>
-                <w:szCs w:val="20"/>
-                <w:lang w:val="de-AT"/>
-              </w:rPr>
-              <w:t xml:space="preserve">   </w:t>
-            </w:r>
-            <w:r>
-              <w:rPr>
-                <w:rFonts w:ascii="Segoe UI Emoji" w:hAnsi="Segoe UI Emoji" w:cs="Segoe UI Emoji"/>
-                <w:b/>
-                <w:bCs/>
-                <w:sz w:val="18"/>
-                <w:szCs w:val="20"/>
-                <w:lang w:val="de-AT"/>
-              </w:rPr>
-              <w:t xml:space="preserve">|  </w:t>
-            </w:r>
-            <w:r>
-              <w:rPr>
-                <w:rFonts w:ascii="Segoe UI Emoji" w:hAnsi="Segoe UI Emoji" w:cs="Segoe UI Emoji"/>
-                <w:b/>
-                <w:bCs/>
-                <w:sz w:val="18"/>
-                <w:szCs w:val="20"/>
-                <w:lang w:val="de-AT"/>
-              </w:rPr>
-              <w:t xml:space="preserve">  </w:t>
-            </w:r>
-            <w:r>
-              <w:rPr>
-                <w:rFonts w:ascii="Segoe UI Emoji" w:hAnsi="Segoe UI Emoji" w:cs="Segoe UI Emoji"/>
-                <w:b/>
-                <w:bCs/>
-                <w:sz w:val="18"/>
-                <w:szCs w:val="20"/>
-                <w:lang w:val="de-AT"/>
-              </w:rPr>
-              <w:t xml:space="preserve">INFORMATIONEN FÜR TUTOREN </w:t>
-            </w:r>
-            <w:r>
-              <w:rPr>
-                <w:rFonts w:ascii="Segoe UI Emoji" w:hAnsi="Segoe UI Emoji" w:cs="Segoe UI Emoji"/>
-                <w:b/>
-                <w:bCs/>
-                <w:sz w:val="18"/>
-                <w:szCs w:val="20"/>
-                <w:lang w:val="de-AT"/>
-              </w:rPr>
-              <w:t xml:space="preserve">   </w:t>
-            </w:r>
-            <w:r>
-              <w:rPr>
-                <w:rFonts w:ascii="Segoe UI Emoji" w:hAnsi="Segoe UI Emoji" w:cs="Segoe UI Emoji"/>
-                <w:b/>
-                <w:bCs/>
-                <w:sz w:val="18"/>
-                <w:szCs w:val="20"/>
-                <w:lang w:val="de-AT"/>
-              </w:rPr>
-              <w:t>|</w:t>
-            </w:r>
-            <w:r>
-              <w:rPr>
-                <w:rFonts w:ascii="Segoe UI Emoji" w:hAnsi="Segoe UI Emoji" w:cs="Segoe UI Emoji"/>
-                <w:b/>
-                <w:bCs/>
-                <w:sz w:val="18"/>
-                <w:szCs w:val="20"/>
-                <w:lang w:val="de-AT"/>
-              </w:rPr>
-              <w:t xml:space="preserve">   </w:t>
-            </w:r>
-            <w:r>
-              <w:rPr>
-                <w:rFonts w:ascii="Segoe UI Emoji" w:hAnsi="Segoe UI Emoji" w:cs="Segoe UI Emoji"/>
-                <w:b/>
-                <w:bCs/>
-                <w:sz w:val="18"/>
-                <w:szCs w:val="20"/>
-                <w:lang w:val="de-AT"/>
-              </w:rPr>
-              <w:t xml:space="preserve"> </w:t>
-            </w:r>
-            <w:r>
-              <w:rPr>
-                <w:rFonts w:ascii="Segoe UI Emoji" w:hAnsi="Segoe UI Emoji" w:cs="Segoe UI Emoji"/>
-                <w:b/>
-                <w:bCs/>
-                <w:sz w:val="18"/>
-                <w:szCs w:val="20"/>
-                <w:lang w:val="de-AT"/>
-              </w:rPr>
-              <w:t xml:space="preserve">INFORMATIONEN FÜR TUTOREN </w:t>
-            </w:r>
-            <w:r>
-              <w:rPr>
-                <w:rFonts w:ascii="Segoe UI Emoji" w:hAnsi="Segoe UI Emoji" w:cs="Segoe UI Emoji"/>
-                <w:b/>
-                <w:bCs/>
-                <w:sz w:val="18"/>
-                <w:szCs w:val="20"/>
-                <w:lang w:val="de-AT"/>
-              </w:rPr>
-              <w:t xml:space="preserve">   </w:t>
-            </w:r>
-            <w:r>
-              <w:rPr>
-                <w:rFonts w:ascii="Segoe UI Emoji" w:hAnsi="Segoe UI Emoji" w:cs="Segoe UI Emoji"/>
-                <w:b/>
-                <w:bCs/>
-                <w:sz w:val="18"/>
-                <w:szCs w:val="20"/>
-                <w:lang w:val="de-AT"/>
-              </w:rPr>
-              <w:t>|</w:t>
-            </w:r>
-            <w:r>
-              <w:rPr>
-                <w:rFonts w:ascii="Segoe UI Emoji" w:hAnsi="Segoe UI Emoji" w:cs="Segoe UI Emoji"/>
-                <w:b/>
-                <w:bCs/>
-                <w:sz w:val="18"/>
-                <w:szCs w:val="20"/>
-                <w:lang w:val="de-AT"/>
-              </w:rPr>
-              <w:t xml:space="preserve"> </w:t>
-            </w:r>
-            <w:r>
-              <w:rPr>
-                <w:rFonts w:ascii="Segoe UI Emoji" w:hAnsi="Segoe UI Emoji" w:cs="Segoe UI Emoji"/>
-                <w:b/>
-                <w:bCs/>
-                <w:sz w:val="18"/>
-                <w:szCs w:val="20"/>
-                <w:lang w:val="de-AT"/>
-              </w:rPr>
-              <w:t xml:space="preserve">   </w:t>
-            </w:r>
-            <w:r>
-              <w:rPr>
-                <w:rFonts w:ascii="Segoe UI Emoji" w:hAnsi="Segoe UI Emoji" w:cs="Segoe UI Emoji"/>
-                <w:b/>
-                <w:bCs/>
-                <w:sz w:val="18"/>
-                <w:szCs w:val="20"/>
-                <w:lang w:val="de-AT"/>
-              </w:rPr>
-              <w:t>INFORMATIONEN FÜR TUTOREN</w:t>
-            </w:r>
-          </w:p>
-        </w:tc>
-        <w:tc>
-          <w:tcPr>
-            <w:tcW w:w="8622" w:type="dxa"/>
-            <w:shd w:val="clear" w:color="auto" w:fill="FFFFCC"/>
-          </w:tcPr>
-          <w:p>
-            <w:pPr>
-              <w:rPr>
-                <w:sz w:val="16"/>
-                <w:szCs w:val="18"/>
-                <w:lang w:val="de-AT"/>
-              </w:rPr>
-            </w:pPr>
-            <w:r>
-              <w:rPr>
-                <w:rFonts w:ascii="Segoe UI Emoji" w:hAnsi="Segoe UI Emoji" w:cs="Segoe UI Emoji"/>
-                <w:sz w:val="16"/>
-                <w:szCs w:val="18"/>
-                <w:lang w:val="de-AT"/>
-              </w:rPr>
-              <w:t>🧑</w:t>
-            </w:r>
-            <w:r>
-              <w:rPr>
-                <w:rFonts w:ascii="Times New Roman" w:hAnsi="Times New Roman"/>
-                <w:sz w:val="16"/>
-                <w:szCs w:val="18"/>
-                <w:lang w:val="de-AT"/>
-              </w:rPr>
-              <w:t>‍</w:t>
-            </w:r>
-            <w:r>
-              <w:rPr>
-                <w:rFonts w:ascii="Segoe UI Emoji" w:hAnsi="Segoe UI Emoji" w:cs="Segoe UI Emoji"/>
-                <w:sz w:val="16"/>
-                <w:szCs w:val="18"/>
-                <w:lang w:val="de-AT"/>
-              </w:rPr>
-              <w:t>💻</w:t>
-            </w:r>
-            <w:r>
-              <w:rPr>
-                <w:sz w:val="16"/>
-                <w:szCs w:val="18"/>
-                <w:lang w:val="de-AT"/>
-              </w:rPr>
-              <w:t xml:space="preserve"> </w:t>
-            </w:r>
-            <w:r>
-              <w:rPr>
-                <w:b/>
-                <w:bCs/>
-                <w:sz w:val="16"/>
-                <w:szCs w:val="18"/>
-                <w:lang w:val="de-AT"/>
-              </w:rPr>
-              <w:t>TUTOR-VORBEREITUNG</w:t>
-            </w:r>
-            <w:r>
-              <w:rPr>
-                <w:sz w:val="16"/>
-                <w:szCs w:val="18"/>
-                <w:lang w:val="de-AT"/>
-              </w:rPr>
-              <w:t xml:space="preserve"> </w:t>
-            </w:r>
-            <w:r>
-              <w:rPr>
-                <w:sz w:val="16"/>
-                <w:szCs w:val="18"/>
-                <w:lang w:val="de-AT"/>
-              </w:rPr>
-              <w:t xml:space="preserve">Die </w:t>
-            </w:r>
-            <w:r>
-              <w:rPr>
-                <w:i/>
-                <w:iCs/>
-                <w:sz w:val="16"/>
-                <w:szCs w:val="18"/>
-                <w:lang w:val="de-AT"/>
-              </w:rPr>
-              <w:t>Chef-Ingenieurinnen, macht 5 Minuten Pause, während euer Tutor alles einrichtet!</w:t>
-            </w:r>
-          </w:p>
-          <w:p>
-            <w:pPr>
-              <w:rPr>
-                <w:sz w:val="10"/>
-                <w:szCs w:val="10"/>
-                <w:lang w:val="de-AT"/>
-              </w:rPr>
-            </w:pPr>
-          </w:p>
-          <w:p>
-            <w:pPr>
-              <w:rPr>
-                <w:sz w:val="16"/>
-                <w:szCs w:val="18"/>
-                <w:lang w:val="de-AT"/>
-              </w:rPr>
-            </w:pPr>
-            <w:r>
-              <w:rPr>
-                <w:b/>
-                <w:bCs/>
-                <w:sz w:val="16"/>
-                <w:szCs w:val="18"/>
-                <w:lang w:val="de-AT"/>
-              </w:rPr>
-              <w:t>Schritt 1: USBasp Treiber installieren</w:t>
-            </w:r>
-          </w:p>
-          <w:p>
-            <w:pPr>
-              <w:pStyle w:val="Listenabsatz"/>
-              <w:numPr>
-                <w:ilvl w:val="0"/>
-                <w:numId w:val="11"/>
-              </w:numPr>
-              <w:rPr>
-                <w:sz w:val="16"/>
-                <w:szCs w:val="18"/>
-                <w:lang w:val="de-AT"/>
-              </w:rPr>
-            </w:pPr>
-            <w:r>
-              <w:rPr>
-                <w:sz w:val="16"/>
-                <w:szCs w:val="18"/>
-                <w:lang w:val="de-AT"/>
-              </w:rPr>
-              <w:t>Zadig (</w:t>
-            </w:r>
-            <w:hyperlink r:id="rId16" w:history="1">
-              <w:r>
-                <w:rPr>
-                  <w:rStyle w:val="Hyperlink"/>
-                  <w:sz w:val="16"/>
-                  <w:szCs w:val="18"/>
-                  <w:lang w:val="de-AT"/>
-                </w:rPr>
-                <w:t>https://zadig.akeo.ie</w:t>
-              </w:r>
-            </w:hyperlink>
-            <w:r>
-              <w:rPr>
-                <w:sz w:val="16"/>
-                <w:szCs w:val="18"/>
-                <w:lang w:val="de-AT"/>
-              </w:rPr>
-              <w:t>) herunterladen und installieren.</w:t>
-            </w:r>
-          </w:p>
-          <w:p>
-            <w:pPr>
-              <w:numPr>
-                <w:ilvl w:val="0"/>
-                <w:numId w:val="11"/>
-              </w:numPr>
-              <w:rPr>
-                <w:sz w:val="16"/>
-                <w:szCs w:val="18"/>
-                <w:lang w:val="de-AT"/>
-              </w:rPr>
-            </w:pPr>
-            <w:r>
-              <w:rPr>
-                <w:sz w:val="16"/>
-                <w:szCs w:val="18"/>
-                <w:lang w:val="de-AT"/>
-              </w:rPr>
-              <w:t>USBasp Programmer an den PC anstecken.</w:t>
-            </w:r>
-          </w:p>
-          <w:p>
-            <w:pPr>
-              <w:pStyle w:val="Listenabsatz"/>
-              <w:numPr>
-                <w:ilvl w:val="0"/>
-                <w:numId w:val="11"/>
-              </w:numPr>
-              <w:rPr>
-                <w:sz w:val="16"/>
-                <w:szCs w:val="18"/>
-                <w:lang w:val="de-AT"/>
-              </w:rPr>
-            </w:pPr>
-            <w:r>
-              <w:rPr>
-                <w:rFonts w:ascii="Courier New" w:hAnsi="Courier New" w:cs="Courier New"/>
-                <w:sz w:val="16"/>
-                <w:szCs w:val="18"/>
-                <w:lang w:val="de-AT"/>
-              </w:rPr>
-              <w:t>USBasp</w:t>
-            </w:r>
-            <w:r>
-              <w:rPr>
-                <w:sz w:val="16"/>
-                <w:szCs w:val="18"/>
-                <w:lang w:val="de-AT"/>
-              </w:rPr>
-              <w:t xml:space="preserve"> und </w:t>
-            </w:r>
-            <w:r>
-              <w:rPr>
-                <w:rFonts w:ascii="Courier New" w:hAnsi="Courier New" w:cs="Courier New"/>
-                <w:i/>
-                <w:iCs/>
-                <w:sz w:val="16"/>
-                <w:szCs w:val="18"/>
-                <w:lang w:val="de-AT"/>
-              </w:rPr>
-              <w:t>libusbK (vx.x.x.x)</w:t>
-            </w:r>
-            <w:r>
-              <w:rPr>
-                <w:sz w:val="16"/>
-                <w:szCs w:val="18"/>
-                <w:lang w:val="de-AT"/>
-              </w:rPr>
-              <w:t xml:space="preserve"> auswählen.</w:t>
-            </w:r>
-          </w:p>
-          <w:p>
-            <w:pPr>
-              <w:pStyle w:val="Listenabsatz"/>
-              <w:numPr>
-                <w:ilvl w:val="0"/>
-                <w:numId w:val="11"/>
-              </w:numPr>
-              <w:rPr>
-                <w:sz w:val="16"/>
-                <w:szCs w:val="18"/>
-                <w:lang w:val="de-AT"/>
-              </w:rPr>
-            </w:pPr>
-            <w:r>
-              <w:rPr>
-                <w:rFonts w:ascii="Courier New" w:hAnsi="Courier New" w:cs="Courier New"/>
-                <w:sz w:val="16"/>
-                <w:szCs w:val="18"/>
-                <w:lang w:val="de-AT"/>
-              </w:rPr>
-              <w:t>Reinstall WICD Driver</w:t>
-            </w:r>
-            <w:r>
-              <w:rPr>
-                <w:sz w:val="16"/>
-                <w:szCs w:val="18"/>
-                <w:lang w:val="de-AT"/>
-              </w:rPr>
-              <w:t xml:space="preserve"> auswählen. (Dies dauert möglicherweise eine Weile.)</w:t>
-            </w:r>
-          </w:p>
-          <w:p>
-            <w:pPr>
-              <w:ind w:left="720"/>
-              <w:rPr>
-                <w:sz w:val="16"/>
-                <w:szCs w:val="18"/>
-                <w:lang w:val="de-AT"/>
-              </w:rPr>
-            </w:pPr>
-            <w:r>
-              <w:rPr>
-                <w:noProof/>
-                <w:sz w:val="16"/>
-                <w:szCs w:val="18"/>
-                <w:lang w:val="en-US"/>
-              </w:rPr>
-              <w:drawing>
-                <wp:inline distT="0" distB="0" distL="0" distR="0" wp14:anchorId="6231CE4F" wp14:editId="1A2AB841">
-                  <wp:extent cx="2691912" cy="1187356"/>
-                  <wp:effectExtent l="0" t="0" r="0" b="0"/>
-                  <wp:docPr id="1655425216" name="Grafik 4"/>
-                  <wp:cNvGraphicFramePr>
-                    <a:graphicFrameLocks xmlns:a="http://schemas.openxmlformats.org/drawingml/2006/main" noChangeAspect="1"/>
-                  </wp:cNvGraphicFramePr>
-                  <a:graphic xmlns:a="http://schemas.openxmlformats.org/drawingml/2006/main">
-                    <a:graphicData uri="http://schemas.openxmlformats.org/drawingml/2006/picture">
-                      <pic:pic xmlns:pic="http://schemas.openxmlformats.org/drawingml/2006/picture">
-                        <pic:nvPicPr>
-                          <pic:cNvPr id="0" name="Picture 4"/>
-                          <pic:cNvPicPr>
-                            <a:picLocks noChangeAspect="1" noChangeArrowheads="1"/>
-                          </pic:cNvPicPr>
-                        </pic:nvPicPr>
-                        <pic:blipFill rotWithShape="1">
-                          <a:blip r:embed="rId17">
-                            <a:extLst>
-                              <a:ext uri="{28A0092B-C50C-407E-A947-70E740481C1C}">
-                                <a14:useLocalDpi xmlns:a14="http://schemas.microsoft.com/office/drawing/2010/main" val="0"/>
-                              </a:ext>
-                            </a:extLst>
-                          </a:blip>
-                          <a:srcRect r="1362"/>
-                          <a:stretch>
-                            <a:fillRect/>
-                          </a:stretch>
-                        </pic:blipFill>
-                        <pic:spPr bwMode="auto">
-                          <a:xfrm>
-                            <a:off x="0" y="0"/>
-                            <a:ext cx="2720861" cy="1200125"/>
-                          </a:xfrm>
-                          <a:prstGeom prst="rect">
-                            <a:avLst/>
-                          </a:prstGeom>
-                          <a:noFill/>
-                          <a:ln>
-                            <a:noFill/>
-                          </a:ln>
-                          <a:extLst>
-                            <a:ext uri="{53640926-AAD7-44D8-BBD7-CCE9431645EC}">
-                              <a14:shadowObscured xmlns:a14="http://schemas.microsoft.com/office/drawing/2010/main"/>
-                            </a:ext>
-                          </a:extLst>
-                        </pic:spPr>
-                      </pic:pic>
-                    </a:graphicData>
-                  </a:graphic>
-                </wp:inline>
-              </w:drawing>
-            </w:r>
-          </w:p>
-          <w:p>
-            <w:pPr>
-              <w:rPr>
-                <w:sz w:val="10"/>
-                <w:szCs w:val="10"/>
-                <w:lang w:val="de-AT"/>
-              </w:rPr>
-            </w:pPr>
-          </w:p>
-          <w:p>
-            <w:pPr>
-              <w:rPr>
-                <w:sz w:val="16"/>
-                <w:szCs w:val="18"/>
-                <w:lang w:val="de-AT"/>
-              </w:rPr>
-            </w:pPr>
-            <w:r>
-              <w:rPr>
-                <w:b/>
-                <w:bCs/>
-                <w:sz w:val="16"/>
-                <w:szCs w:val="18"/>
-                <w:lang w:val="de-AT"/>
-              </w:rPr>
-              <w:t>Schritt 2: Arduino IDE einrichten</w:t>
-            </w:r>
-          </w:p>
-          <w:p>
-            <w:pPr>
-              <w:numPr>
-                <w:ilvl w:val="0"/>
-                <w:numId w:val="12"/>
-              </w:numPr>
-              <w:rPr>
-                <w:sz w:val="16"/>
-                <w:szCs w:val="18"/>
-                <w:lang w:val="de-AT"/>
-              </w:rPr>
-            </w:pPr>
-            <w:r>
-              <w:rPr>
-                <w:sz w:val="16"/>
-                <w:szCs w:val="18"/>
-                <w:lang w:val="de-AT"/>
-              </w:rPr>
-              <w:t>Arduino IDE öffnen. Gehe zu File -&gt; Preferences.</w:t>
-            </w:r>
-          </w:p>
-          <w:p>
-            <w:pPr>
-              <w:numPr>
-                <w:ilvl w:val="0"/>
-                <w:numId w:val="12"/>
-              </w:numPr>
-              <w:rPr>
-                <w:sz w:val="16"/>
-                <w:szCs w:val="18"/>
-                <w:lang w:val="de-AT"/>
-              </w:rPr>
-            </w:pPr>
-            <w:r>
-              <w:rPr>
-                <w:sz w:val="16"/>
-                <w:szCs w:val="18"/>
-                <w:lang w:val="de-AT"/>
-              </w:rPr>
-              <w:t xml:space="preserve">Füge diesen Link bei </w:t>
-            </w:r>
-            <w:r>
-              <w:rPr>
-                <w:i/>
-                <w:iCs/>
-                <w:sz w:val="16"/>
-                <w:szCs w:val="18"/>
-                <w:lang w:val="de-AT"/>
-              </w:rPr>
-              <w:t>Additional Boards-Manager-URLs</w:t>
-            </w:r>
-            <w:r>
-              <w:rPr>
-                <w:sz w:val="16"/>
-                <w:szCs w:val="18"/>
-                <w:lang w:val="de-AT"/>
-              </w:rPr>
-              <w:t xml:space="preserve"> ein: </w:t>
-            </w:r>
-            <w:hyperlink r:id="rId18" w:history="1">
-              <w:r>
-                <w:rPr>
-                  <w:rStyle w:val="Hyperlink"/>
-                  <w:sz w:val="16"/>
-                  <w:szCs w:val="18"/>
-                  <w:lang w:val="de-AT"/>
-                </w:rPr>
-                <w:t>http://drazzy.com/package_drazzy.com_index.json</w:t>
-              </w:r>
-            </w:hyperlink>
-            <w:r>
-              <w:rPr>
-                <w:sz w:val="16"/>
-                <w:szCs w:val="18"/>
-                <w:lang w:val="de-AT"/>
-              </w:rPr>
-              <w:t xml:space="preserve"> </w:t>
-            </w:r>
-          </w:p>
-          <w:p>
-            <w:pPr>
-              <w:ind w:left="720"/>
-              <w:rPr>
-                <w:sz w:val="16"/>
-                <w:szCs w:val="18"/>
-                <w:lang w:val="de-AT"/>
-              </w:rPr>
-            </w:pPr>
-            <w:r>
-              <w:rPr>
-                <w:sz w:val="16"/>
-                <w:szCs w:val="18"/>
-                <w:lang w:val="de-AT"/>
-              </w:rPr>
-              <w:drawing>
-                <wp:inline distT="0" distB="0" distL="0" distR="0" wp14:anchorId="31F6596E" wp14:editId="4BB2966F">
-                  <wp:extent cx="2961698" cy="694719"/>
-                  <wp:effectExtent l="0" t="0" r="0" b="0"/>
-                  <wp:docPr id="1639219811" name="Grafik 1"/>
-                  <wp:cNvGraphicFramePr>
-                    <a:graphicFrameLocks xmlns:a="http://schemas.openxmlformats.org/drawingml/2006/main" noChangeAspect="1"/>
-                  </wp:cNvGraphicFramePr>
-                  <a:graphic xmlns:a="http://schemas.openxmlformats.org/drawingml/2006/main">
-                    <a:graphicData uri="http://schemas.openxmlformats.org/drawingml/2006/picture">
-                      <pic:pic xmlns:pic="http://schemas.openxmlformats.org/drawingml/2006/picture">
-                        <pic:nvPicPr>
-                          <pic:cNvPr id="1639219811" name=""/>
-                          <pic:cNvPicPr/>
-                        </pic:nvPicPr>
-                        <pic:blipFill>
-                          <a:blip r:embed="rId19"/>
-                          <a:stretch>
-                            <a:fillRect/>
-                          </a:stretch>
-                        </pic:blipFill>
-                        <pic:spPr>
-                          <a:xfrm>
-                            <a:off x="0" y="0"/>
-                            <a:ext cx="2999898" cy="703679"/>
-                          </a:xfrm>
-                          <a:prstGeom prst="rect">
-                            <a:avLst/>
-                          </a:prstGeom>
-                        </pic:spPr>
-                      </pic:pic>
-                    </a:graphicData>
-                  </a:graphic>
-                </wp:inline>
-              </w:drawing>
-            </w:r>
-          </w:p>
-          <w:p>
-            <w:pPr>
-              <w:numPr>
-                <w:ilvl w:val="0"/>
-                <w:numId w:val="12"/>
-              </w:numPr>
-              <w:rPr>
-                <w:sz w:val="16"/>
-                <w:szCs w:val="18"/>
-                <w:lang w:val="de-AT"/>
-              </w:rPr>
-            </w:pPr>
-            <w:r>
-              <w:rPr>
-                <w:sz w:val="16"/>
-                <w:szCs w:val="18"/>
-                <w:lang w:val="de-AT"/>
-              </w:rPr>
-              <w:t xml:space="preserve">Gehe zu Tools -&gt; Board -&gt; Boards-Manger. Suche nach </w:t>
-            </w:r>
-            <w:r>
-              <w:rPr>
-                <w:b/>
-                <w:bCs/>
-                <w:sz w:val="16"/>
-                <w:szCs w:val="18"/>
-                <w:lang w:val="de-AT"/>
-              </w:rPr>
-              <w:t>ATTinyCore</w:t>
-            </w:r>
-            <w:r>
-              <w:rPr>
-                <w:sz w:val="16"/>
-                <w:szCs w:val="18"/>
-                <w:lang w:val="de-AT"/>
-              </w:rPr>
-              <w:t xml:space="preserve"> (Spence Konde) und installiere es.</w:t>
-            </w:r>
-          </w:p>
-          <w:p>
-            <w:pPr>
-              <w:ind w:left="720"/>
-              <w:rPr>
-                <w:sz w:val="16"/>
-                <w:szCs w:val="18"/>
-                <w:lang w:val="de-AT"/>
-              </w:rPr>
-            </w:pPr>
-            <w:r>
-              <w:rPr>
-                <w:noProof/>
-                <w:sz w:val="16"/>
-                <w:szCs w:val="18"/>
-              </w:rPr>
-              <w:t xml:space="preserve"> </w:t>
-            </w:r>
-            <w:r>
-              <w:rPr>
-                <w:sz w:val="16"/>
-                <w:szCs w:val="18"/>
-                <w:lang w:val="de-AT"/>
-              </w:rPr>
-              <w:drawing>
-                <wp:inline distT="0" distB="0" distL="0" distR="0" wp14:anchorId="4D988E6A" wp14:editId="799D0C48">
-                  <wp:extent cx="1193590" cy="705489"/>
-                  <wp:effectExtent l="0" t="0" r="6985" b="0"/>
-                  <wp:docPr id="2085783720" name="Grafik 1"/>
-                  <wp:cNvGraphicFramePr>
-                    <a:graphicFrameLocks xmlns:a="http://schemas.openxmlformats.org/drawingml/2006/main" noChangeAspect="1"/>
-                  </wp:cNvGraphicFramePr>
-                  <a:graphic xmlns:a="http://schemas.openxmlformats.org/drawingml/2006/main">
-                    <a:graphicData uri="http://schemas.openxmlformats.org/drawingml/2006/picture">
-                      <pic:pic xmlns:pic="http://schemas.openxmlformats.org/drawingml/2006/picture">
-                        <pic:nvPicPr>
-                          <pic:cNvPr id="2085783720" name=""/>
-                          <pic:cNvPicPr/>
-                        </pic:nvPicPr>
-                        <pic:blipFill>
-                          <a:blip r:embed="rId20"/>
-                          <a:stretch>
-                            <a:fillRect/>
-                          </a:stretch>
-                        </pic:blipFill>
-                        <pic:spPr>
-                          <a:xfrm>
-                            <a:off x="0" y="0"/>
-                            <a:ext cx="1208359" cy="714219"/>
-                          </a:xfrm>
-                          <a:prstGeom prst="rect">
-                            <a:avLst/>
-                          </a:prstGeom>
-                        </pic:spPr>
-                      </pic:pic>
-                    </a:graphicData>
-                  </a:graphic>
-                </wp:inline>
-              </w:drawing>
-            </w:r>
-          </w:p>
-          <w:p>
-            <w:pPr>
-              <w:rPr>
-                <w:sz w:val="16"/>
-                <w:szCs w:val="18"/>
-                <w:lang w:val="de-AT"/>
-              </w:rPr>
-            </w:pPr>
-          </w:p>
-          <w:p>
-            <w:pPr>
-              <w:rPr>
-                <w:sz w:val="16"/>
-                <w:szCs w:val="18"/>
-                <w:lang w:val="de-AT"/>
-              </w:rPr>
-            </w:pPr>
-            <w:r>
-              <w:rPr>
-                <w:b/>
-                <w:bCs/>
-                <w:sz w:val="16"/>
-                <w:szCs w:val="18"/>
-                <w:lang w:val="de-AT"/>
-              </w:rPr>
-              <w:t>Schritt 3: Projektdateien laden</w:t>
-            </w:r>
-          </w:p>
-          <w:p>
-            <w:pPr>
-              <w:numPr>
-                <w:ilvl w:val="0"/>
-                <w:numId w:val="13"/>
-              </w:numPr>
-              <w:jc w:val="left"/>
-              <w:rPr>
-                <w:sz w:val="16"/>
-                <w:szCs w:val="18"/>
-                <w:lang w:val="de-AT"/>
-              </w:rPr>
-            </w:pPr>
-            <w:r>
-              <w:rPr>
-                <w:sz w:val="16"/>
-                <w:szCs w:val="18"/>
-                <w:lang w:val="de-AT"/>
-              </w:rPr>
-              <w:t>Öffne unser offizielles GitHub-Repository (</w:t>
-            </w:r>
-            <w:hyperlink r:id="rId21" w:history="1">
-              <w:r>
-                <w:rPr>
-                  <w:rStyle w:val="Hyperlink"/>
-                  <w:sz w:val="16"/>
-                  <w:szCs w:val="18"/>
-                  <w:lang w:val="de-AT"/>
-                </w:rPr>
-                <w:t>https://github.com/andkuc/TinyArcBuddy</w:t>
-              </w:r>
-            </w:hyperlink>
-            <w:r>
-              <w:rPr>
-                <w:sz w:val="16"/>
-                <w:szCs w:val="18"/>
-                <w:lang w:val="de-AT"/>
-              </w:rPr>
-              <w:t>).</w:t>
-            </w:r>
-          </w:p>
-          <w:p>
-            <w:pPr>
-              <w:numPr>
-                <w:ilvl w:val="0"/>
-                <w:numId w:val="13"/>
-              </w:numPr>
-              <w:rPr>
-                <w:sz w:val="16"/>
-                <w:szCs w:val="18"/>
-                <w:lang w:val="de-AT"/>
-              </w:rPr>
-            </w:pPr>
-            <w:r>
-              <w:rPr>
-                <w:sz w:val="16"/>
-                <w:szCs w:val="18"/>
-                <w:lang w:val="de-AT"/>
-              </w:rPr>
-              <w:t>Lade die .zip Datei herunter, entpacke sie und öffne eine der .ino Dateien in der Arduino IDE.</w:t>
-            </w:r>
-          </w:p>
-          <w:p>
-            <w:pPr>
-              <w:rPr>
-                <w:sz w:val="16"/>
-                <w:szCs w:val="18"/>
-                <w:lang w:val="de-AT"/>
-              </w:rPr>
-            </w:pPr>
-          </w:p>
-          <w:p>
-            <w:pPr>
-              <w:rPr>
-                <w:sz w:val="16"/>
-                <w:szCs w:val="18"/>
-                <w:lang w:val="de-AT"/>
-              </w:rPr>
-            </w:pPr>
-            <w:r>
-              <w:rPr>
-                <w:b/>
-                <w:bCs/>
-                <w:sz w:val="16"/>
-                <w:szCs w:val="18"/>
-                <w:lang w:val="de-AT"/>
-              </w:rPr>
-              <w:t>Schritt 4: Board-Einstellungen konfigurieren</w:t>
-            </w:r>
-            <w:r>
-              <w:rPr>
-                <w:sz w:val="16"/>
-                <w:szCs w:val="18"/>
-                <w:lang w:val="de-AT"/>
-              </w:rPr>
-              <w:t xml:space="preserve"> Gehe ins Menü Tools und stelle diese Parameter ein:</w:t>
-            </w:r>
-          </w:p>
-          <w:p>
-            <w:pPr>
-              <w:numPr>
-                <w:ilvl w:val="0"/>
-                <w:numId w:val="14"/>
-              </w:numPr>
-              <w:rPr>
-                <w:sz w:val="16"/>
-                <w:szCs w:val="18"/>
-                <w:lang w:val="de-AT"/>
-              </w:rPr>
-            </w:pPr>
-            <w:r>
-              <w:rPr>
-                <w:b/>
-                <w:bCs/>
-                <w:sz w:val="16"/>
-                <w:szCs w:val="18"/>
-                <w:lang w:val="de-AT"/>
-              </w:rPr>
-              <w:t>Board:</w:t>
-            </w:r>
-            <w:r>
-              <w:rPr>
-                <w:sz w:val="16"/>
-                <w:szCs w:val="18"/>
-                <w:lang w:val="de-AT"/>
-              </w:rPr>
-              <w:t xml:space="preserve"> ATtiny25/45/85 (No bootloader)</w:t>
-            </w:r>
-          </w:p>
-          <w:p>
-            <w:pPr>
-              <w:numPr>
-                <w:ilvl w:val="0"/>
-                <w:numId w:val="14"/>
-              </w:numPr>
-              <w:rPr>
-                <w:sz w:val="16"/>
-                <w:szCs w:val="18"/>
-                <w:lang w:val="de-AT"/>
-              </w:rPr>
-            </w:pPr>
-            <w:r>
-              <w:rPr>
-                <w:b/>
-                <w:bCs/>
-                <w:sz w:val="16"/>
-                <w:szCs w:val="18"/>
-                <w:lang w:val="de-AT"/>
-              </w:rPr>
-              <w:t>Chip:</w:t>
-            </w:r>
-            <w:r>
-              <w:rPr>
-                <w:sz w:val="16"/>
-                <w:szCs w:val="18"/>
-                <w:lang w:val="de-AT"/>
-              </w:rPr>
-              <w:t xml:space="preserve"> ATtiny85</w:t>
-            </w:r>
-          </w:p>
-          <w:p>
-            <w:pPr>
-              <w:numPr>
-                <w:ilvl w:val="0"/>
-                <w:numId w:val="14"/>
-              </w:numPr>
-              <w:rPr>
-                <w:sz w:val="16"/>
-                <w:szCs w:val="18"/>
-                <w:lang w:val="de-AT"/>
-              </w:rPr>
-            </w:pPr>
-            <w:r>
-              <w:rPr>
-                <w:b/>
-                <w:bCs/>
-                <w:sz w:val="16"/>
-                <w:szCs w:val="18"/>
-                <w:lang w:val="de-AT"/>
-              </w:rPr>
-              <w:t>Clock Source:</w:t>
-            </w:r>
-            <w:r>
-              <w:rPr>
-                <w:sz w:val="16"/>
-                <w:szCs w:val="18"/>
-                <w:lang w:val="de-AT"/>
-              </w:rPr>
-              <w:t xml:space="preserve"> 8 MHz (Internal)</w:t>
-            </w:r>
-          </w:p>
-          <w:p>
-            <w:pPr>
-              <w:numPr>
-                <w:ilvl w:val="0"/>
-                <w:numId w:val="14"/>
-              </w:numPr>
-              <w:rPr>
-                <w:sz w:val="16"/>
-                <w:szCs w:val="18"/>
-                <w:lang w:val="de-AT"/>
-              </w:rPr>
-            </w:pPr>
-            <w:r>
-              <w:rPr>
-                <w:b/>
-                <w:bCs/>
-                <w:sz w:val="16"/>
-                <w:szCs w:val="18"/>
-                <w:lang w:val="de-AT"/>
-              </w:rPr>
-              <w:t>Programmer:</w:t>
-            </w:r>
-            <w:r>
-              <w:rPr>
-                <w:sz w:val="16"/>
-                <w:szCs w:val="18"/>
-                <w:lang w:val="de-AT"/>
-              </w:rPr>
-              <w:t xml:space="preserve"> USBasp</w:t>
-            </w:r>
-          </w:p>
-          <w:p>
-            <w:pPr>
-              <w:rPr>
-                <w:sz w:val="16"/>
-                <w:szCs w:val="18"/>
-                <w:lang w:val="de-AT"/>
-              </w:rPr>
-            </w:pPr>
-            <w:r>
-              <w:rPr>
-                <w:sz w:val="16"/>
-                <w:szCs w:val="18"/>
-                <w:lang w:val="de-AT"/>
-              </w:rPr>
-              <w:drawing>
-                <wp:inline distT="0" distB="0" distL="0" distR="0" wp14:anchorId="3AADB3DF" wp14:editId="021517D6">
-                  <wp:extent cx="5317168" cy="698640"/>
-                  <wp:effectExtent l="0" t="0" r="0" b="6350"/>
-                  <wp:docPr id="1386215545" name="Grafik 1"/>
-                  <wp:cNvGraphicFramePr>
-                    <a:graphicFrameLocks xmlns:a="http://schemas.openxmlformats.org/drawingml/2006/main" noChangeAspect="1"/>
-                  </wp:cNvGraphicFramePr>
-                  <a:graphic xmlns:a="http://schemas.openxmlformats.org/drawingml/2006/main">
-                    <a:graphicData uri="http://schemas.openxmlformats.org/drawingml/2006/picture">
-                      <pic:pic xmlns:pic="http://schemas.openxmlformats.org/drawingml/2006/picture">
-                        <pic:nvPicPr>
-                          <pic:cNvPr id="1386215545" name=""/>
-                          <pic:cNvPicPr/>
-                        </pic:nvPicPr>
-                        <pic:blipFill>
-                          <a:blip r:embed="rId22"/>
-                          <a:stretch>
-                            <a:fillRect/>
-                          </a:stretch>
-                        </pic:blipFill>
-                        <pic:spPr>
-                          <a:xfrm>
-                            <a:off x="0" y="0"/>
-                            <a:ext cx="5368048" cy="705325"/>
-                          </a:xfrm>
-                          <a:prstGeom prst="rect">
-                            <a:avLst/>
-                          </a:prstGeom>
-                        </pic:spPr>
-                      </pic:pic>
-                    </a:graphicData>
-                  </a:graphic>
-                </wp:inline>
-              </w:drawing>
-            </w:r>
-          </w:p>
-          <w:p>
-            <w:pPr>
-              <w:rPr>
-                <w:sz w:val="16"/>
-                <w:szCs w:val="18"/>
-                <w:lang w:val="de-AT"/>
-              </w:rPr>
-            </w:pPr>
-          </w:p>
-          <w:p>
-            <w:pPr>
-              <w:rPr>
-                <w:sz w:val="16"/>
-                <w:szCs w:val="18"/>
-                <w:lang w:val="de-AT"/>
-              </w:rPr>
-            </w:pPr>
-            <w:r>
-              <w:rPr>
-                <w:b/>
-                <w:bCs/>
-                <w:sz w:val="16"/>
-                <w:szCs w:val="18"/>
-                <w:lang w:val="de-AT"/>
-              </w:rPr>
-              <w:t>Schritt 5: Bootloader brennen (Fuses setzen)</w:t>
-            </w:r>
-          </w:p>
-          <w:p>
-            <w:pPr>
-              <w:numPr>
-                <w:ilvl w:val="0"/>
-                <w:numId w:val="15"/>
-              </w:numPr>
-              <w:rPr>
-                <w:sz w:val="16"/>
-                <w:szCs w:val="18"/>
-                <w:lang w:val="de-AT"/>
-              </w:rPr>
-            </w:pPr>
-            <w:r>
-              <w:rPr>
-                <w:i/>
-                <w:iCs/>
-                <w:sz w:val="16"/>
-                <w:szCs w:val="18"/>
-                <w:lang w:val="de-AT"/>
-              </w:rPr>
-              <w:t>Wichtiger Schritt:</w:t>
-            </w:r>
-            <w:r>
-              <w:rPr>
-                <w:sz w:val="16"/>
-                <w:szCs w:val="18"/>
-                <w:lang w:val="de-AT"/>
-              </w:rPr>
-              <w:t xml:space="preserve"> Auch wenn wir keinen echten Bootloader nutzen, müsst ihr einmal auf </w:t>
-            </w:r>
-            <w:r>
-              <w:rPr>
-                <w:b/>
-                <w:bCs/>
-                <w:sz w:val="16"/>
-                <w:szCs w:val="18"/>
-                <w:lang w:val="de-AT"/>
-              </w:rPr>
-              <w:t>Tools -&gt; Burn Bootloader</w:t>
-            </w:r>
-            <w:r>
-              <w:rPr>
-                <w:sz w:val="16"/>
-                <w:szCs w:val="18"/>
-                <w:lang w:val="de-AT"/>
-              </w:rPr>
-              <w:t xml:space="preserve"> klicken. Das ändert den werkseitigen 1MHz-Takt des Chips auf den 8MHz-Takt, den wir für das Display brauchen!</w:t>
-            </w:r>
-          </w:p>
-          <w:p>
-            <w:pPr>
-              <w:rPr>
-                <w:rFonts w:ascii="Segoe UI Emoji" w:hAnsi="Segoe UI Emoji" w:cs="Segoe UI Emoji"/>
-                <w:b/>
-                <w:bCs/>
-                <w:sz w:val="16"/>
-                <w:szCs w:val="18"/>
-                <w:lang w:val="de-AT"/>
-              </w:rPr>
-            </w:pPr>
-          </w:p>
-        </w:tc>
-      </w:tr>
-    </w:tbl>
     <w:p>
       <w:pPr>
         <w:rPr>
@@ -3636,7 +2834,6 @@
           <w:bCs/>
           <w:lang w:val="de-AT"/>
         </w:rPr>
-        <w:lastRenderedPageBreak/>
         <w:t>💻</w:t>
       </w:r>
       <w:r>
@@ -3660,7 +2857,25 @@
           <w:color w:val="EE0000"/>
           <w:lang w:val="de-AT"/>
         </w:rPr>
-        <w:t>(Dein Tutor hilft dir!)</w:t>
+        <w:t xml:space="preserve">(Dein Tutor </w:t>
+      </w:r>
+      <w:r>
+        <w:rPr>
+          <w:b/>
+          <w:bCs/>
+          <w:color w:val="EE0000"/>
+          <w:lang w:val="de-AT"/>
+        </w:rPr>
+        <w:t>erledigt diesen Teil mit dir</w:t>
+      </w:r>
+      <w:r>
+        <w:rPr>
+          <w:b/>
+          <w:bCs/>
+          <w:color w:val="EE0000"/>
+          <w:lang w:val="de-AT"/>
+        </w:rPr>
+        <w:t>!)</w:t>
       </w:r>
     </w:p>
     <w:p>
@@ -3682,20 +2897,23 @@
           <w:ilvl w:val="0"/>
           <w:numId w:val="16"/>
         </w:numPr>
-        <w:rPr>
-          <w:lang w:val="de-AT"/>
-        </w:rPr>
-      </w:pPr>
-      <w:r>
-        <w:rPr>
-          <w:b/>
-          <w:bCs/>
-          <w:lang w:val="de-AT"/>
-        </w:rPr>
-        <w:t>[ ]</w:t>
-      </w:r>
-      <w:r>
-        <w:rPr>
+        <w:jc w:val="left"/>
+        <w:rPr>
+          <w:lang w:val="de-AT"/>
+        </w:rPr>
+      </w:pPr>
+      <w:r>
+        <w:rPr>
+          <w:b/>
+          <w:bCs/>
+          <w:lang w:val="de-AT"/>
+        </w:rPr>
+        <w:t xml:space="preserve">[ </w:t>
+      </w:r>
+      <w:r>
+        <w:rPr>
+          <w:b/>
+          <w:bCs/>
           <w:lang w:val="de-AT"/>
         </w:rPr>
         <w:t xml:space="preserve"> </w:t>
@@ -3706,6 +2924,20 @@
           <w:bCs/>
           <w:lang w:val="de-AT"/>
         </w:rPr>
+        <w:t>]</w:t>
+      </w:r>
+      <w:r>
+        <w:rPr>
+          <w:lang w:val="de-AT"/>
+        </w:rPr>
+        <w:t xml:space="preserve"> </w:t>
+      </w:r>
+      <w:r>
+        <w:rPr>
+          <w:b/>
+          <w:bCs/>
+          <w:lang w:val="de-AT"/>
+        </w:rPr>
         <w:t>Mach es zu deinem:</w:t>
       </w:r>
       <w:r>
@@ -3726,7 +2958,20 @@
         <w:rPr>
           <w:lang w:val="de-AT"/>
         </w:rPr>
-        <w:t>. Finde die Zeile mit #define OWNER_NAME. Ändere den Namen innerhalb der Anführungszeichen in deinen eigenen Namen!</w:t>
+        <w:t xml:space="preserve">. Finde die Zeile mit </w:t>
+      </w:r>
+      <w:r>
+        <w:rPr>
+          <w:rFonts w:ascii="Courier New" w:hAnsi="Courier New" w:cs="Courier New"/>
+          <w:lang w:val="de-AT"/>
+        </w:rPr>
+        <w:t>#define OWNER_NAME</w:t>
+      </w:r>
+      <w:r>
+        <w:rPr>
+          <w:lang w:val="de-AT"/>
+        </w:rPr>
+        <w:t>. Ändere den Namen innerhalb der Anführungszeichen in deinen eigenen Namen!</w:t>
       </w:r>
     </w:p>
     <w:p>
@@ -3735,17 +2980,40 @@
           <w:ilvl w:val="0"/>
           <w:numId w:val="16"/>
         </w:numPr>
-        <w:rPr>
-          <w:lang w:val="de-AT"/>
-        </w:rPr>
-      </w:pPr>
-      <w:r>
-        <w:rPr>
-          <w:b/>
-          <w:bCs/>
-          <w:lang w:val="de-AT"/>
-        </w:rPr>
-        <w:t xml:space="preserve">[ ] </w:t>
+        <w:jc w:val="left"/>
+        <w:rPr>
+          <w:lang w:val="de-AT"/>
+        </w:rPr>
+      </w:pPr>
+      <w:r>
+        <w:rPr>
+          <w:b/>
+          <w:bCs/>
+          <w:lang w:val="de-AT"/>
+        </w:rPr>
+        <w:t>[</w:t>
+      </w:r>
+      <w:r>
+        <w:rPr>
+          <w:b/>
+          <w:bCs/>
+          <w:lang w:val="de-AT"/>
+        </w:rPr>
+        <w:t xml:space="preserve"> </w:t>
+      </w:r>
+      <w:r>
+        <w:rPr>
+          <w:b/>
+          <w:bCs/>
+          <w:lang w:val="de-AT"/>
+        </w:rPr>
+        <w:t xml:space="preserve"> ]</w:t>
+      </w:r>
+      <w:r>
+        <w:rPr>
+          <w:lang w:val="de-AT"/>
+        </w:rPr>
+        <w:t xml:space="preserve"> </w:t>
       </w:r>
       <w:r>
         <w:rPr>
@@ -3759,7 +3027,20 @@
         <w:rPr>
           <w:lang w:val="de-AT"/>
         </w:rPr>
-        <w:t xml:space="preserve"> Finde die Zeilen für das Datum (BUILD_DATE) oder die Einstellungen des Programms. Stell alles so ein, wie es dir gefällt!</w:t>
+        <w:t xml:space="preserve"> Finde die Zeilen für das Datum (</w:t>
+      </w:r>
+      <w:r>
+        <w:rPr>
+          <w:rFonts w:ascii="Courier New" w:hAnsi="Courier New" w:cs="Courier New"/>
+          <w:lang w:val="de-AT"/>
+        </w:rPr>
+        <w:t>BUILD_DATE</w:t>
+      </w:r>
+      <w:r>
+        <w:rPr>
+          <w:lang w:val="de-AT"/>
+        </w:rPr>
+        <w:t>) oder die Einstellungen des Programms. Stell alles so ein, wie es dir gefällt!</w:t>
       </w:r>
     </w:p>
     <w:p>
@@ -3768,17 +3049,34 @@
           <w:ilvl w:val="0"/>
           <w:numId w:val="16"/>
         </w:numPr>
-        <w:rPr>
-          <w:lang w:val="de-AT"/>
-        </w:rPr>
-      </w:pPr>
-      <w:r>
-        <w:rPr>
-          <w:b/>
-          <w:bCs/>
-          <w:lang w:val="de-AT"/>
-        </w:rPr>
-        <w:t xml:space="preserve">[ ] </w:t>
+        <w:jc w:val="left"/>
+        <w:rPr>
+          <w:lang w:val="de-AT"/>
+        </w:rPr>
+      </w:pPr>
+      <w:r>
+        <w:rPr>
+          <w:b/>
+          <w:bCs/>
+          <w:lang w:val="de-AT"/>
+        </w:rPr>
+        <w:t>[</w:t>
+      </w:r>
+      <w:r>
+        <w:rPr>
+          <w:b/>
+          <w:bCs/>
+          <w:lang w:val="de-AT"/>
+        </w:rPr>
+        <w:t xml:space="preserve"> </w:t>
+      </w:r>
+      <w:r>
+        <w:rPr>
+          <w:b/>
+          <w:bCs/>
+          <w:lang w:val="de-AT"/>
+        </w:rPr>
+        <w:t xml:space="preserve"> ] </w:t>
       </w:r>
       <w:r>
         <w:rPr>
@@ -3814,13 +3112,41 @@
         <w:rPr>
           <w:lang w:val="de-AT"/>
         </w:rPr>
-        <w:t>deinen Tiny Arc Buddy und verbinde ihn mit dem</w:t>
-      </w:r>
-      <w:r>
-        <w:rPr>
-          <w:lang w:val="de-AT"/>
-        </w:rPr>
-        <w:t xml:space="preserve"> USBasp Programmer. </w:t>
+        <w:t xml:space="preserve">deinen </w:t>
+      </w:r>
+      <w:r>
+        <w:rPr>
+          <w:i/>
+          <w:iCs/>
+          <w:lang w:val="de-AT"/>
+        </w:rPr>
+        <w:t>Tiny Arc Buddy</w:t>
+      </w:r>
+      <w:r>
+        <w:rPr>
+          <w:lang w:val="de-AT"/>
+        </w:rPr>
+        <w:t xml:space="preserve"> und verbinde ihn mit dem</w:t>
+      </w:r>
+      <w:r>
+        <w:rPr>
+          <w:lang w:val="de-AT"/>
+        </w:rPr>
+        <w:t xml:space="preserve"> </w:t>
+      </w:r>
+      <w:r>
+        <w:rPr>
+          <w:i/>
+          <w:iCs/>
+          <w:lang w:val="de-AT"/>
+        </w:rPr>
+        <w:t>USBasp Programmer</w:t>
+      </w:r>
+      <w:r>
+        <w:rPr>
+          <w:lang w:val="de-AT"/>
+        </w:rPr>
+        <w:t xml:space="preserve">. </w:t>
       </w:r>
     </w:p>
     <w:p>
@@ -3829,17 +3155,34 @@
           <w:ilvl w:val="0"/>
           <w:numId w:val="16"/>
         </w:numPr>
-        <w:rPr>
-          <w:lang w:val="de-AT"/>
-        </w:rPr>
-      </w:pPr>
-      <w:r>
-        <w:rPr>
-          <w:b/>
-          <w:bCs/>
-          <w:lang w:val="de-AT"/>
-        </w:rPr>
-        <w:t xml:space="preserve">[ ] </w:t>
+        <w:jc w:val="left"/>
+        <w:rPr>
+          <w:lang w:val="de-AT"/>
+        </w:rPr>
+      </w:pPr>
+      <w:r>
+        <w:rPr>
+          <w:b/>
+          <w:bCs/>
+          <w:lang w:val="de-AT"/>
+        </w:rPr>
+        <w:t xml:space="preserve">[ </w:t>
+      </w:r>
+      <w:r>
+        <w:rPr>
+          <w:b/>
+          <w:bCs/>
+          <w:lang w:val="de-AT"/>
+        </w:rPr>
+        <w:t xml:space="preserve"> </w:t>
+      </w:r>
+      <w:r>
+        <w:rPr>
+          <w:b/>
+          <w:bCs/>
+          <w:lang w:val="de-AT"/>
+        </w:rPr>
+        <w:t xml:space="preserve">] </w:t>
       </w:r>
       <w:r>
         <w:rPr>
@@ -3912,16 +3255,32 @@
     </w:p>
     <w:p>
       <w:pPr>
-        <w:rPr>
-          <w:b/>
-          <w:bCs/>
-          <w:lang w:val="de-AT"/>
-        </w:rPr>
-      </w:pPr>
-      <w:r>
-        <w:rPr>
-          <w:b/>
-          <w:bCs/>
+        <w:jc w:val="left"/>
+        <w:rPr>
+          <w:lang w:val="de-AT"/>
+        </w:rPr>
+      </w:pPr>
+    </w:p>
+    <w:p>
+      <w:pPr>
+        <w:rPr>
+          <w:b/>
+          <w:bCs/>
+          <w:kern w:val="32"/>
+          <w:sz w:val="28"/>
+          <w:szCs w:val="36"/>
+          <w:u w:val="single"/>
+          <w:lang w:val="de-AT"/>
+        </w:rPr>
+      </w:pPr>
+      <w:r>
+        <w:rPr>
+          <w:b/>
+          <w:bCs/>
+          <w:kern w:val="32"/>
+          <w:sz w:val="28"/>
+          <w:szCs w:val="36"/>
+          <w:u w:val="single"/>
           <w:lang w:val="de-AT"/>
         </w:rPr>
         <w:t>Teil 5: Endmontage &amp; Test</w:t>
@@ -3933,17 +3292,34 @@
           <w:ilvl w:val="0"/>
           <w:numId w:val="17"/>
         </w:numPr>
-        <w:rPr>
-          <w:lang w:val="de-AT"/>
-        </w:rPr>
-      </w:pPr>
-      <w:r>
-        <w:rPr>
-          <w:b/>
-          <w:bCs/>
-          <w:lang w:val="de-AT"/>
-        </w:rPr>
-        <w:t xml:space="preserve">[ ] </w:t>
+        <w:jc w:val="left"/>
+        <w:rPr>
+          <w:lang w:val="de-AT"/>
+        </w:rPr>
+      </w:pPr>
+      <w:r>
+        <w:rPr>
+          <w:b/>
+          <w:bCs/>
+          <w:lang w:val="de-AT"/>
+        </w:rPr>
+        <w:t>[</w:t>
+      </w:r>
+      <w:r>
+        <w:rPr>
+          <w:b/>
+          <w:bCs/>
+          <w:lang w:val="de-AT"/>
+        </w:rPr>
+        <w:t xml:space="preserve"> </w:t>
+      </w:r>
+      <w:r>
+        <w:rPr>
+          <w:b/>
+          <w:bCs/>
+          <w:lang w:val="de-AT"/>
+        </w:rPr>
+        <w:t xml:space="preserve"> ] </w:t>
       </w:r>
       <w:r>
         <w:rPr>
@@ -3978,17 +3354,34 @@
           <w:ilvl w:val="0"/>
           <w:numId w:val="18"/>
         </w:numPr>
-        <w:rPr>
-          <w:lang w:val="de-AT"/>
-        </w:rPr>
-      </w:pPr>
-      <w:r>
-        <w:rPr>
-          <w:b/>
-          <w:bCs/>
-          <w:lang w:val="de-AT"/>
-        </w:rPr>
-        <w:t xml:space="preserve">[ ] </w:t>
+        <w:jc w:val="left"/>
+        <w:rPr>
+          <w:lang w:val="de-AT"/>
+        </w:rPr>
+      </w:pPr>
+      <w:r>
+        <w:rPr>
+          <w:b/>
+          <w:bCs/>
+          <w:lang w:val="de-AT"/>
+        </w:rPr>
+        <w:t>[</w:t>
+      </w:r>
+      <w:r>
+        <w:rPr>
+          <w:b/>
+          <w:bCs/>
+          <w:lang w:val="de-AT"/>
+        </w:rPr>
+        <w:t xml:space="preserve">  </w:t>
+      </w:r>
+      <w:r>
+        <w:rPr>
+          <w:b/>
+          <w:bCs/>
+          <w:lang w:val="de-AT"/>
+        </w:rPr>
+        <w:t xml:space="preserve"> ] </w:t>
       </w:r>
       <w:r>
         <w:rPr>
@@ -4002,7 +3395,21 @@
         <w:rPr>
           <w:lang w:val="de-AT"/>
         </w:rPr>
-        <w:t xml:space="preserve"> Schiebe die CR2032 Knopfzelle (Batterie) in die Halterung auf der Rückseite. Die Schrift der Batterie zeigt nach oben.</w:t>
+        <w:t xml:space="preserve"> Schiebe die </w:t>
+      </w:r>
+      <w:r>
+        <w:rPr>
+          <w:i/>
+          <w:iCs/>
+          <w:lang w:val="de-AT"/>
+        </w:rPr>
+        <w:t>CR2032</w:t>
+      </w:r>
+      <w:r>
+        <w:rPr>
+          <w:lang w:val="de-AT"/>
+        </w:rPr>
+        <w:t xml:space="preserve"> Knopfzelle (Batterie) in die Halterung auf der Rückseite. Die Schrift der Batterie zeigt nach oben.</w:t>
       </w:r>
     </w:p>
     <w:p>
@@ -4011,6 +3418,7 @@
           <w:ilvl w:val="0"/>
           <w:numId w:val="18"/>
         </w:numPr>
+        <w:jc w:val="left"/>
         <w:rPr>
           <w:lang w:val="de-AT"/>
         </w:rPr>
@@ -4035,7 +3443,58 @@
         <w:rPr>
           <w:lang w:val="de-AT"/>
         </w:rPr>
-        <w:t xml:space="preserve"> Schalte den Power-Schalter auf ON. Wenn dein Name auf dem Bildschirm erscheint und du einen Piepton hörst, hast du erfolgreich deinen eigenen Taschen-Computer gebaut!</w:t>
+        <w:t xml:space="preserve"> Schalte den Power-Schalter auf </w:t>
+      </w:r>
+      <w:r>
+        <w:rPr>
+          <w:rFonts w:ascii="Courier New" w:hAnsi="Courier New" w:cs="Courier New"/>
+          <w:lang w:val="de-AT"/>
+        </w:rPr>
+        <w:t>ON</w:t>
+      </w:r>
+      <w:r>
+        <w:rPr>
+          <w:lang w:val="de-AT"/>
+        </w:rPr>
+        <w:t xml:space="preserve">. Wenn </w:t>
+      </w:r>
+      <w:r>
+        <w:rPr>
+          <w:lang w:val="de-AT"/>
+        </w:rPr>
+        <w:t xml:space="preserve">das </w:t>
+      </w:r>
+      <w:r>
+        <w:rPr>
+          <w:i/>
+          <w:iCs/>
+          <w:lang w:val="de-AT"/>
+        </w:rPr>
+        <w:t>Tiny Arc Buddy</w:t>
+      </w:r>
+      <w:r>
+        <w:rPr>
+          <w:lang w:val="de-AT"/>
+        </w:rPr>
+        <w:t xml:space="preserve"> Logo und </w:t>
+      </w:r>
+      <w:r>
+        <w:rPr>
+          <w:lang w:val="de-AT"/>
+        </w:rPr>
+        <w:t>dein Name auf dem Bildschirm erschein</w:t>
+      </w:r>
+      <w:r>
+        <w:rPr>
+          <w:lang w:val="de-AT"/>
+        </w:rPr>
+        <w:t>en</w:t>
+      </w:r>
+      <w:r>
+        <w:rPr>
+          <w:lang w:val="de-AT"/>
+        </w:rPr>
+        <w:t>, hast du erfolgreich deinen eigenen Taschen-Computer gebaut!</w:t>
       </w:r>
     </w:p>
     <w:p>
@@ -4091,7 +3550,7 @@
                     </pic:cNvPicPr>
                   </pic:nvPicPr>
                   <pic:blipFill>
-                    <a:blip r:embed="rId23">
+                    <a:blip r:embed="rId16">
                       <a:extLst>
                         <a:ext uri="{28A0092B-C50C-407E-A947-70E740481C1C}">
                           <a14:useLocalDpi xmlns:a14="http://schemas.microsoft.com/office/drawing/2010/main" val="0"/>
@@ -4161,8 +3620,8 @@
       </w:pPr>
     </w:p>
     <w:sectPr>
-      <w:headerReference w:type="default" r:id="rId24"/>
-      <w:footerReference w:type="default" r:id="rId25"/>
+      <w:headerReference w:type="default" r:id="rId17"/>
+      <w:footerReference w:type="default" r:id="rId18"/>
       <w:type w:val="continuous"/>
       <w:pgSz w:w="11906" w:h="16838"/>
       <w:pgMar w:top="1135" w:right="1417" w:bottom="993" w:left="1417" w:header="708" w:footer="708" w:gutter="0"/>
@@ -4174,7 +3633,7 @@
 </file>
 
 <file path=word/endnotes.xml><?xml version="1.0" encoding="utf-8"?>
-<w:endnotes xmlns:wpc="http://schemas.microsoft.com/office/word/2010/wordprocessingCanvas" xmlns:cx="http://schemas.microsoft.com/office/drawing/2014/chartex" xmlns:cx1="http://schemas.microsoft.com/office/drawing/2015/9/8/chartex" xmlns:cx2="http://schemas.microsoft.com/office/drawing/2015/10/21/chartex" xmlns:cx3="http://schemas.microsoft.com/office/drawing/2016/5/9/chartex" xmlns:cx4="http://schemas.microsoft.com/office/drawing/2016/5/10/chartex" xmlns:cx5="http://schemas.microsoft.com/office/drawing/2016/5/11/chartex" xmlns:cx6="http://schemas.microsoft.com/office/drawing/2016/5/12/chartex" xmlns:cx7="http://schemas.microsoft.com/office/drawing/2016/5/13/chartex" xmlns:cx8="http://schemas.microsoft.com/office/drawing/2016/5/14/chartex" xmlns:mc="http://schemas.openxmlformats.org/markup-compatibility/2006" xmlns:aink="http://schemas.microsoft.com/office/drawing/2016/ink" xmlns:am3d="http://schemas.microsoft.com/office/drawing/2017/model3d" xmlns:o="urn:schemas-microsoft-com:office:office" xmlns:oel="http://schemas.microsoft.com/office/2019/extlst" xmlns:r="http://schemas.openxmlformats.org/officeDocument/2006/relationships" xmlns:m="http://schemas.openxmlformats.org/officeDocument/2006/math" xmlns:v="urn:schemas-microsoft-com:vml" xmlns:wp14="http://schemas.microsoft.com/office/word/2010/wordprocessingDrawing" xmlns:wp="http://schemas.openxmlformats.org/drawingml/2006/wordprocessingDrawing" xmlns:w10="urn:schemas-microsoft-com:office:word" xmlns:w="http://schemas.openxmlformats.org/wordprocessingml/2006/main" xmlns:w14="http://schemas.microsoft.com/office/word/2010/wordml" xmlns:w15="http://schemas.microsoft.com/office/word/2012/wordml" xmlns:w16cei="http://schemas.microsoft.com/office/word/2026/wordml/cei" xmlns:w16cex="http://schemas.microsoft.com/office/word/2018/wordml/cex" xmlns:w16cid="http://schemas.microsoft.com/office/word/2016/wordml/cid" xmlns:w16="http://schemas.microsoft.com/office/word/2018/wordml" xmlns:w16du="http://schemas.microsoft.com/office/word/2023/wordml/word16du" xmlns:w16sdtdh="http://schemas.microsoft.com/office/word/2020/wordml/sdtdatahash" xmlns:w16sdtfl="http://schemas.microsoft.com/office/word/2024/wordml/sdtformatlock" xmlns:w16se="http://schemas.microsoft.com/office/word/2015/wordml/symex" xmlns:wpg="http://schemas.microsoft.com/office/word/2010/wordprocessingGroup" xmlns:wpi="http://schemas.microsoft.com/office/word/2010/wordprocessingInk" xmlns:wne="http://schemas.microsoft.com/office/word/2006/wordml" xmlns:wps="http://schemas.microsoft.com/office/word/2010/wordprocessingShape" mc:Ignorable="w14 w15 w16se w16cid w16 w16cex w16sdtdh w16sdtfl w16du wp14">
+<w:endnotes xmlns:wpc="http://schemas.microsoft.com/office/word/2010/wordprocessingCanvas" xmlns:cx="http://schemas.microsoft.com/office/drawing/2014/chartex" xmlns:cx1="http://schemas.microsoft.com/office/drawing/2015/9/8/chartex" xmlns:cx2="http://schemas.microsoft.com/office/drawing/2015/10/21/chartex" xmlns:cx3="http://schemas.microsoft.com/office/drawing/2016/5/9/chartex" xmlns:cx4="http://schemas.microsoft.com/office/drawing/2016/5/10/chartex" xmlns:cx5="http://schemas.microsoft.com/office/drawing/2016/5/11/chartex" xmlns:cx6="http://schemas.microsoft.com/office/drawing/2016/5/12/chartex" xmlns:cx7="http://schemas.microsoft.com/office/drawing/2016/5/13/chartex" xmlns:cx8="http://schemas.microsoft.com/office/drawing/2016/5/14/chartex" xmlns:mc="http://schemas.openxmlformats.org/markup-compatibility/2006" xmlns:aink="http://schemas.microsoft.com/office/drawing/2016/ink" xmlns:am3d="http://schemas.microsoft.com/office/drawing/2017/model3d" xmlns:o="urn:schemas-microsoft-com:office:office" xmlns:oel="http://schemas.microsoft.com/office/2019/extlst" xmlns:r="http://schemas.openxmlformats.org/officeDocument/2006/relationships" xmlns:m="http://schemas.openxmlformats.org/officeDocument/2006/math" xmlns:v="urn:schemas-microsoft-com:vml" xmlns:wp14="http://schemas.microsoft.com/office/word/2010/wordprocessingDrawing" xmlns:wp="http://schemas.openxmlformats.org/drawingml/2006/wordprocessingDrawing" xmlns:w10="urn:schemas-microsoft-com:office:word" xmlns:w="http://schemas.openxmlformats.org/wordprocessingml/2006/main" xmlns:w14="http://schemas.microsoft.com/office/word/2010/wordml" xmlns:w15="http://schemas.microsoft.com/office/word/2012/wordml" xmlns:w16cex="http://schemas.microsoft.com/office/word/2018/wordml/cex" xmlns:w16cid="http://schemas.microsoft.com/office/word/2016/wordml/cid" xmlns:w16="http://schemas.microsoft.com/office/word/2018/wordml" xmlns:w16du="http://schemas.microsoft.com/office/word/2023/wordml/word16du" xmlns:w16sdtdh="http://schemas.microsoft.com/office/word/2020/wordml/sdtdatahash" xmlns:w16sdtfl="http://schemas.microsoft.com/office/word/2024/wordml/sdtformatlock" xmlns:w16se="http://schemas.microsoft.com/office/word/2015/wordml/symex" xmlns:wpg="http://schemas.microsoft.com/office/word/2010/wordprocessingGroup" xmlns:wpi="http://schemas.microsoft.com/office/word/2010/wordprocessingInk" xmlns:wne="http://schemas.microsoft.com/office/word/2006/wordml" xmlns:wps="http://schemas.microsoft.com/office/word/2010/wordprocessingShape" mc:Ignorable="w14 w15 w16se w16cid w16 w16cex w16sdtdh w16sdtfl w16du wp14">
   <w:endnote w:type="separator" w:id="-1">
     <w:p>
       <w:r>
@@ -4193,7 +3652,7 @@
 </file>
 
 <file path=word/footer1.xml><?xml version="1.0" encoding="utf-8"?>
-<w:ftr xmlns:wpc="http://schemas.microsoft.com/office/word/2010/wordprocessingCanvas" xmlns:cx="http://schemas.microsoft.com/office/drawing/2014/chartex" xmlns:cx1="http://schemas.microsoft.com/office/drawing/2015/9/8/chartex" xmlns:cx2="http://schemas.microsoft.com/office/drawing/2015/10/21/chartex" xmlns:cx3="http://schemas.microsoft.com/office/drawing/2016/5/9/chartex" xmlns:cx4="http://schemas.microsoft.com/office/drawing/2016/5/10/chartex" xmlns:cx5="http://schemas.microsoft.com/office/drawing/2016/5/11/chartex" xmlns:cx6="http://schemas.microsoft.com/office/drawing/2016/5/12/chartex" xmlns:cx7="http://schemas.microsoft.com/office/drawing/2016/5/13/chartex" xmlns:cx8="http://schemas.microsoft.com/office/drawing/2016/5/14/chartex" xmlns:mc="http://schemas.openxmlformats.org/markup-compatibility/2006" xmlns:aink="http://schemas.microsoft.com/office/drawing/2016/ink" xmlns:am3d="http://schemas.microsoft.com/office/drawing/2017/model3d" xmlns:o="urn:schemas-microsoft-com:office:office" xmlns:oel="http://schemas.microsoft.com/office/2019/extlst" xmlns:r="http://schemas.openxmlformats.org/officeDocument/2006/relationships" xmlns:m="http://schemas.openxmlformats.org/officeDocument/2006/math" xmlns:v="urn:schemas-microsoft-com:vml" xmlns:wp14="http://schemas.microsoft.com/office/word/2010/wordprocessingDrawing" xmlns:wp="http://schemas.openxmlformats.org/drawingml/2006/wordprocessingDrawing" xmlns:w10="urn:schemas-microsoft-com:office:word" xmlns:w="http://schemas.openxmlformats.org/wordprocessingml/2006/main" xmlns:w14="http://schemas.microsoft.com/office/word/2010/wordml" xmlns:w15="http://schemas.microsoft.com/office/word/2012/wordml" xmlns:w16cei="http://schemas.microsoft.com/office/word/2026/wordml/cei" xmlns:w16cex="http://schemas.microsoft.com/office/word/2018/wordml/cex" xmlns:w16cid="http://schemas.microsoft.com/office/word/2016/wordml/cid" xmlns:w16="http://schemas.microsoft.com/office/word/2018/wordml" xmlns:w16du="http://schemas.microsoft.com/office/word/2023/wordml/word16du" xmlns:w16sdtdh="http://schemas.microsoft.com/office/word/2020/wordml/sdtdatahash" xmlns:w16sdtfl="http://schemas.microsoft.com/office/word/2024/wordml/sdtformatlock" xmlns:w16se="http://schemas.microsoft.com/office/word/2015/wordml/symex" xmlns:wpg="http://schemas.microsoft.com/office/word/2010/wordprocessingGroup" xmlns:wpi="http://schemas.microsoft.com/office/word/2010/wordprocessingInk" xmlns:wne="http://schemas.microsoft.com/office/word/2006/wordml" xmlns:wps="http://schemas.microsoft.com/office/word/2010/wordprocessingShape" mc:Ignorable="w14 w15 w16se w16cid w16 w16cex w16sdtdh w16sdtfl w16du wp14">
+<w:ftr xmlns:wpc="http://schemas.microsoft.com/office/word/2010/wordprocessingCanvas" xmlns:cx="http://schemas.microsoft.com/office/drawing/2014/chartex" xmlns:cx1="http://schemas.microsoft.com/office/drawing/2015/9/8/chartex" xmlns:cx2="http://schemas.microsoft.com/office/drawing/2015/10/21/chartex" xmlns:cx3="http://schemas.microsoft.com/office/drawing/2016/5/9/chartex" xmlns:cx4="http://schemas.microsoft.com/office/drawing/2016/5/10/chartex" xmlns:cx5="http://schemas.microsoft.com/office/drawing/2016/5/11/chartex" xmlns:cx6="http://schemas.microsoft.com/office/drawing/2016/5/12/chartex" xmlns:cx7="http://schemas.microsoft.com/office/drawing/2016/5/13/chartex" xmlns:cx8="http://schemas.microsoft.com/office/drawing/2016/5/14/chartex" xmlns:mc="http://schemas.openxmlformats.org/markup-compatibility/2006" xmlns:aink="http://schemas.microsoft.com/office/drawing/2016/ink" xmlns:am3d="http://schemas.microsoft.com/office/drawing/2017/model3d" xmlns:o="urn:schemas-microsoft-com:office:office" xmlns:oel="http://schemas.microsoft.com/office/2019/extlst" xmlns:r="http://schemas.openxmlformats.org/officeDocument/2006/relationships" xmlns:m="http://schemas.openxmlformats.org/officeDocument/2006/math" xmlns:v="urn:schemas-microsoft-com:vml" xmlns:wp14="http://schemas.microsoft.com/office/word/2010/wordprocessingDrawing" xmlns:wp="http://schemas.openxmlformats.org/drawingml/2006/wordprocessingDrawing" xmlns:w10="urn:schemas-microsoft-com:office:word" xmlns:w="http://schemas.openxmlformats.org/wordprocessingml/2006/main" xmlns:w14="http://schemas.microsoft.com/office/word/2010/wordml" xmlns:w15="http://schemas.microsoft.com/office/word/2012/wordml" xmlns:w16cex="http://schemas.microsoft.com/office/word/2018/wordml/cex" xmlns:w16cid="http://schemas.microsoft.com/office/word/2016/wordml/cid" xmlns:w16="http://schemas.microsoft.com/office/word/2018/wordml" xmlns:w16du="http://schemas.microsoft.com/office/word/2023/wordml/word16du" xmlns:w16sdtdh="http://schemas.microsoft.com/office/word/2020/wordml/sdtdatahash" xmlns:w16sdtfl="http://schemas.microsoft.com/office/word/2024/wordml/sdtformatlock" xmlns:w16se="http://schemas.microsoft.com/office/word/2015/wordml/symex" xmlns:wpg="http://schemas.microsoft.com/office/word/2010/wordprocessingGroup" xmlns:wpi="http://schemas.microsoft.com/office/word/2010/wordprocessingInk" xmlns:wne="http://schemas.microsoft.com/office/word/2006/wordml" xmlns:wps="http://schemas.microsoft.com/office/word/2010/wordprocessingShape" mc:Ignorable="w14 w15 w16se w16cid w16 w16cex w16sdtdh w16sdtfl w16du wp14">
   <w:p>
     <w:pPr>
       <w:pStyle w:val="Fuzeile"/>
@@ -4249,7 +3708,7 @@
 </file>
 
 <file path=word/footnotes.xml><?xml version="1.0" encoding="utf-8"?>
-<w:footnotes xmlns:wpc="http://schemas.microsoft.com/office/word/2010/wordprocessingCanvas" xmlns:cx="http://schemas.microsoft.com/office/drawing/2014/chartex" xmlns:cx1="http://schemas.microsoft.com/office/drawing/2015/9/8/chartex" xmlns:cx2="http://schemas.microsoft.com/office/drawing/2015/10/21/chartex" xmlns:cx3="http://schemas.microsoft.com/office/drawing/2016/5/9/chartex" xmlns:cx4="http://schemas.microsoft.com/office/drawing/2016/5/10/chartex" xmlns:cx5="http://schemas.microsoft.com/office/drawing/2016/5/11/chartex" xmlns:cx6="http://schemas.microsoft.com/office/drawing/2016/5/12/chartex" xmlns:cx7="http://schemas.microsoft.com/office/drawing/2016/5/13/chartex" xmlns:cx8="http://schemas.microsoft.com/office/drawing/2016/5/14/chartex" xmlns:mc="http://schemas.openxmlformats.org/markup-compatibility/2006" xmlns:aink="http://schemas.microsoft.com/office/drawing/2016/ink" xmlns:am3d="http://schemas.microsoft.com/office/drawing/2017/model3d" xmlns:o="urn:schemas-microsoft-com:office:office" xmlns:oel="http://schemas.microsoft.com/office/2019/extlst" xmlns:r="http://schemas.openxmlformats.org/officeDocument/2006/relationships" xmlns:m="http://schemas.openxmlformats.org/officeDocument/2006/math" xmlns:v="urn:schemas-microsoft-com:vml" xmlns:wp14="http://schemas.microsoft.com/office/word/2010/wordprocessingDrawing" xmlns:wp="http://schemas.openxmlformats.org/drawingml/2006/wordprocessingDrawing" xmlns:w10="urn:schemas-microsoft-com:office:word" xmlns:w="http://schemas.openxmlformats.org/wordprocessingml/2006/main" xmlns:w14="http://schemas.microsoft.com/office/word/2010/wordml" xmlns:w15="http://schemas.microsoft.com/office/word/2012/wordml" xmlns:w16cei="http://schemas.microsoft.com/office/word/2026/wordml/cei" xmlns:w16cex="http://schemas.microsoft.com/office/word/2018/wordml/cex" xmlns:w16cid="http://schemas.microsoft.com/office/word/2016/wordml/cid" xmlns:w16="http://schemas.microsoft.com/office/word/2018/wordml" xmlns:w16du="http://schemas.microsoft.com/office/word/2023/wordml/word16du" xmlns:w16sdtdh="http://schemas.microsoft.com/office/word/2020/wordml/sdtdatahash" xmlns:w16sdtfl="http://schemas.microsoft.com/office/word/2024/wordml/sdtformatlock" xmlns:w16se="http://schemas.microsoft.com/office/word/2015/wordml/symex" xmlns:wpg="http://schemas.microsoft.com/office/word/2010/wordprocessingGroup" xmlns:wpi="http://schemas.microsoft.com/office/word/2010/wordprocessingInk" xmlns:wne="http://schemas.microsoft.com/office/word/2006/wordml" xmlns:wps="http://schemas.microsoft.com/office/word/2010/wordprocessingShape" mc:Ignorable="w14 w15 w16se w16cid w16 w16cex w16sdtdh w16sdtfl w16du wp14">
+<w:footnotes xmlns:wpc="http://schemas.microsoft.com/office/word/2010/wordprocessingCanvas" xmlns:cx="http://schemas.microsoft.com/office/drawing/2014/chartex" xmlns:cx1="http://schemas.microsoft.com/office/drawing/2015/9/8/chartex" xmlns:cx2="http://schemas.microsoft.com/office/drawing/2015/10/21/chartex" xmlns:cx3="http://schemas.microsoft.com/office/drawing/2016/5/9/chartex" xmlns:cx4="http://schemas.microsoft.com/office/drawing/2016/5/10/chartex" xmlns:cx5="http://schemas.microsoft.com/office/drawing/2016/5/11/chartex" xmlns:cx6="http://schemas.microsoft.com/office/drawing/2016/5/12/chartex" xmlns:cx7="http://schemas.microsoft.com/office/drawing/2016/5/13/chartex" xmlns:cx8="http://schemas.microsoft.com/office/drawing/2016/5/14/chartex" xmlns:mc="http://schemas.openxmlformats.org/markup-compatibility/2006" xmlns:aink="http://schemas.microsoft.com/office/drawing/2016/ink" xmlns:am3d="http://schemas.microsoft.com/office/drawing/2017/model3d" xmlns:o="urn:schemas-microsoft-com:office:office" xmlns:oel="http://schemas.microsoft.com/office/2019/extlst" xmlns:r="http://schemas.openxmlformats.org/officeDocument/2006/relationships" xmlns:m="http://schemas.openxmlformats.org/officeDocument/2006/math" xmlns:v="urn:schemas-microsoft-com:vml" xmlns:wp14="http://schemas.microsoft.com/office/word/2010/wordprocessingDrawing" xmlns:wp="http://schemas.openxmlformats.org/drawingml/2006/wordprocessingDrawing" xmlns:w10="urn:schemas-microsoft-com:office:word" xmlns:w="http://schemas.openxmlformats.org/wordprocessingml/2006/main" xmlns:w14="http://schemas.microsoft.com/office/word/2010/wordml" xmlns:w15="http://schemas.microsoft.com/office/word/2012/wordml" xmlns:w16cex="http://schemas.microsoft.com/office/word/2018/wordml/cex" xmlns:w16cid="http://schemas.microsoft.com/office/word/2016/wordml/cid" xmlns:w16="http://schemas.microsoft.com/office/word/2018/wordml" xmlns:w16du="http://schemas.microsoft.com/office/word/2023/wordml/word16du" xmlns:w16sdtdh="http://schemas.microsoft.com/office/word/2020/wordml/sdtdatahash" xmlns:w16sdtfl="http://schemas.microsoft.com/office/word/2024/wordml/sdtformatlock" xmlns:w16se="http://schemas.microsoft.com/office/word/2015/wordml/symex" xmlns:wpg="http://schemas.microsoft.com/office/word/2010/wordprocessingGroup" xmlns:wpi="http://schemas.microsoft.com/office/word/2010/wordprocessingInk" xmlns:wne="http://schemas.microsoft.com/office/word/2006/wordml" xmlns:wps="http://schemas.microsoft.com/office/word/2010/wordprocessingShape" mc:Ignorable="w14 w15 w16se w16cid w16 w16cex w16sdtdh w16sdtfl w16du wp14">
   <w:footnote w:type="separator" w:id="-1">
     <w:p>
       <w:r>
@@ -4268,7 +3727,7 @@
 </file>
 
 <file path=word/header1.xml><?xml version="1.0" encoding="utf-8"?>
-<w:hdr xmlns:wpc="http://schemas.microsoft.com/office/word/2010/wordprocessingCanvas" xmlns:cx="http://schemas.microsoft.com/office/drawing/2014/chartex" xmlns:cx1="http://schemas.microsoft.com/office/drawing/2015/9/8/chartex" xmlns:cx2="http://schemas.microsoft.com/office/drawing/2015/10/21/chartex" xmlns:cx3="http://schemas.microsoft.com/office/drawing/2016/5/9/chartex" xmlns:cx4="http://schemas.microsoft.com/office/drawing/2016/5/10/chartex" xmlns:cx5="http://schemas.microsoft.com/office/drawing/2016/5/11/chartex" xmlns:cx6="http://schemas.microsoft.com/office/drawing/2016/5/12/chartex" xmlns:cx7="http://schemas.microsoft.com/office/drawing/2016/5/13/chartex" xmlns:cx8="http://schemas.microsoft.com/office/drawing/2016/5/14/chartex" xmlns:mc="http://schemas.openxmlformats.org/markup-compatibility/2006" xmlns:aink="http://schemas.microsoft.com/office/drawing/2016/ink" xmlns:am3d="http://schemas.microsoft.com/office/drawing/2017/model3d" xmlns:o="urn:schemas-microsoft-com:office:office" xmlns:oel="http://schemas.microsoft.com/office/2019/extlst" xmlns:r="http://schemas.openxmlformats.org/officeDocument/2006/relationships" xmlns:m="http://schemas.openxmlformats.org/officeDocument/2006/math" xmlns:v="urn:schemas-microsoft-com:vml" xmlns:wp14="http://schemas.microsoft.com/office/word/2010/wordprocessingDrawing" xmlns:wp="http://schemas.openxmlformats.org/drawingml/2006/wordprocessingDrawing" xmlns:w10="urn:schemas-microsoft-com:office:word" xmlns:w="http://schemas.openxmlformats.org/wordprocessingml/2006/main" xmlns:w14="http://schemas.microsoft.com/office/word/2010/wordml" xmlns:w15="http://schemas.microsoft.com/office/word/2012/wordml" xmlns:w16cei="http://schemas.microsoft.com/office/word/2026/wordml/cei" xmlns:w16cex="http://schemas.microsoft.com/office/word/2018/wordml/cex" xmlns:w16cid="http://schemas.microsoft.com/office/word/2016/wordml/cid" xmlns:w16="http://schemas.microsoft.com/office/word/2018/wordml" xmlns:w16du="http://schemas.microsoft.com/office/word/2023/wordml/word16du" xmlns:w16sdtdh="http://schemas.microsoft.com/office/word/2020/wordml/sdtdatahash" xmlns:w16sdtfl="http://schemas.microsoft.com/office/word/2024/wordml/sdtformatlock" xmlns:w16se="http://schemas.microsoft.com/office/word/2015/wordml/symex" xmlns:wpg="http://schemas.microsoft.com/office/word/2010/wordprocessingGroup" xmlns:wpi="http://schemas.microsoft.com/office/word/2010/wordprocessingInk" xmlns:wne="http://schemas.microsoft.com/office/word/2006/wordml" xmlns:wps="http://schemas.microsoft.com/office/word/2010/wordprocessingShape" mc:Ignorable="w14 w15 w16se w16cid w16 w16cex w16sdtdh w16sdtfl w16du wp14">
+<w:hdr xmlns:wpc="http://schemas.microsoft.com/office/word/2010/wordprocessingCanvas" xmlns:cx="http://schemas.microsoft.com/office/drawing/2014/chartex" xmlns:cx1="http://schemas.microsoft.com/office/drawing/2015/9/8/chartex" xmlns:cx2="http://schemas.microsoft.com/office/drawing/2015/10/21/chartex" xmlns:cx3="http://schemas.microsoft.com/office/drawing/2016/5/9/chartex" xmlns:cx4="http://schemas.microsoft.com/office/drawing/2016/5/10/chartex" xmlns:cx5="http://schemas.microsoft.com/office/drawing/2016/5/11/chartex" xmlns:cx6="http://schemas.microsoft.com/office/drawing/2016/5/12/chartex" xmlns:cx7="http://schemas.microsoft.com/office/drawing/2016/5/13/chartex" xmlns:cx8="http://schemas.microsoft.com/office/drawing/2016/5/14/chartex" xmlns:mc="http://schemas.openxmlformats.org/markup-compatibility/2006" xmlns:aink="http://schemas.microsoft.com/office/drawing/2016/ink" xmlns:am3d="http://schemas.microsoft.com/office/drawing/2017/model3d" xmlns:o="urn:schemas-microsoft-com:office:office" xmlns:oel="http://schemas.microsoft.com/office/2019/extlst" xmlns:r="http://schemas.openxmlformats.org/officeDocument/2006/relationships" xmlns:m="http://schemas.openxmlformats.org/officeDocument/2006/math" xmlns:v="urn:schemas-microsoft-com:vml" xmlns:wp14="http://schemas.microsoft.com/office/word/2010/wordprocessingDrawing" xmlns:wp="http://schemas.openxmlformats.org/drawingml/2006/wordprocessingDrawing" xmlns:w10="urn:schemas-microsoft-com:office:word" xmlns:w="http://schemas.openxmlformats.org/wordprocessingml/2006/main" xmlns:w14="http://schemas.microsoft.com/office/word/2010/wordml" xmlns:w15="http://schemas.microsoft.com/office/word/2012/wordml" xmlns:w16cex="http://schemas.microsoft.com/office/word/2018/wordml/cex" xmlns:w16cid="http://schemas.microsoft.com/office/word/2016/wordml/cid" xmlns:w16="http://schemas.microsoft.com/office/word/2018/wordml" xmlns:w16du="http://schemas.microsoft.com/office/word/2023/wordml/word16du" xmlns:w16sdtdh="http://schemas.microsoft.com/office/word/2020/wordml/sdtdatahash" xmlns:w16sdtfl="http://schemas.microsoft.com/office/word/2024/wordml/sdtformatlock" xmlns:w16se="http://schemas.microsoft.com/office/word/2015/wordml/symex" xmlns:wpg="http://schemas.microsoft.com/office/word/2010/wordprocessingGroup" xmlns:wpi="http://schemas.microsoft.com/office/word/2010/wordprocessingInk" xmlns:wne="http://schemas.microsoft.com/office/word/2006/wordml" xmlns:wps="http://schemas.microsoft.com/office/word/2010/wordprocessingShape" mc:Ignorable="w14 w15 w16se w16cid w16 w16cex w16sdtdh w16sdtfl w16du wp14">
   <w:p>
     <w:pPr>
       <w:pStyle w:val="Kopfzeile"/>
@@ -4310,7 +3769,7 @@
 </file>
 
 <file path=word/numbering.xml><?xml version="1.0" encoding="utf-8"?>
-<w:numbering xmlns:wpc="http://schemas.microsoft.com/office/word/2010/wordprocessingCanvas" xmlns:cx="http://schemas.microsoft.com/office/drawing/2014/chartex" xmlns:cx1="http://schemas.microsoft.com/office/drawing/2015/9/8/chartex" xmlns:cx2="http://schemas.microsoft.com/office/drawing/2015/10/21/chartex" xmlns:cx3="http://schemas.microsoft.com/office/drawing/2016/5/9/chartex" xmlns:cx4="http://schemas.microsoft.com/office/drawing/2016/5/10/chartex" xmlns:cx5="http://schemas.microsoft.com/office/drawing/2016/5/11/chartex" xmlns:cx6="http://schemas.microsoft.com/office/drawing/2016/5/12/chartex" xmlns:cx7="http://schemas.microsoft.com/office/drawing/2016/5/13/chartex" xmlns:cx8="http://schemas.microsoft.com/office/drawing/2016/5/14/chartex" xmlns:mc="http://schemas.openxmlformats.org/markup-compatibility/2006" xmlns:aink="http://schemas.microsoft.com/office/drawing/2016/ink" xmlns:am3d="http://schemas.microsoft.com/office/drawing/2017/model3d" xmlns:o="urn:schemas-microsoft-com:office:office" xmlns:oel="http://schemas.microsoft.com/office/2019/extlst" xmlns:r="http://schemas.openxmlformats.org/officeDocument/2006/relationships" xmlns:m="http://schemas.openxmlformats.org/officeDocument/2006/math" xmlns:v="urn:schemas-microsoft-com:vml" xmlns:wp14="http://schemas.microsoft.com/office/word/2010/wordprocessingDrawing" xmlns:wp="http://schemas.openxmlformats.org/drawingml/2006/wordprocessingDrawing" xmlns:w10="urn:schemas-microsoft-com:office:word" xmlns:w="http://schemas.openxmlformats.org/wordprocessingml/2006/main" xmlns:w14="http://schemas.microsoft.com/office/word/2010/wordml" xmlns:w15="http://schemas.microsoft.com/office/word/2012/wordml" xmlns:w16cei="http://schemas.microsoft.com/office/word/2026/wordml/cei" xmlns:w16cex="http://schemas.microsoft.com/office/word/2018/wordml/cex" xmlns:w16cid="http://schemas.microsoft.com/office/word/2016/wordml/cid" xmlns:w16="http://schemas.microsoft.com/office/word/2018/wordml" xmlns:w16du="http://schemas.microsoft.com/office/word/2023/wordml/word16du" xmlns:w16sdtdh="http://schemas.microsoft.com/office/word/2020/wordml/sdtdatahash" xmlns:w16sdtfl="http://schemas.microsoft.com/office/word/2024/wordml/sdtformatlock" xmlns:w16se="http://schemas.microsoft.com/office/word/2015/wordml/symex" xmlns:wpg="http://schemas.microsoft.com/office/word/2010/wordprocessingGroup" xmlns:wpi="http://schemas.microsoft.com/office/word/2010/wordprocessingInk" xmlns:wne="http://schemas.microsoft.com/office/word/2006/wordml" xmlns:wps="http://schemas.microsoft.com/office/word/2010/wordprocessingShape" mc:Ignorable="w14 w15 w16se w16cid w16 w16cex w16sdtdh w16sdtfl w16du wp14">
+<w:numbering xmlns:wpc="http://schemas.microsoft.com/office/word/2010/wordprocessingCanvas" xmlns:cx="http://schemas.microsoft.com/office/drawing/2014/chartex" xmlns:cx1="http://schemas.microsoft.com/office/drawing/2015/9/8/chartex" xmlns:cx2="http://schemas.microsoft.com/office/drawing/2015/10/21/chartex" xmlns:cx3="http://schemas.microsoft.com/office/drawing/2016/5/9/chartex" xmlns:cx4="http://schemas.microsoft.com/office/drawing/2016/5/10/chartex" xmlns:cx5="http://schemas.microsoft.com/office/drawing/2016/5/11/chartex" xmlns:cx6="http://schemas.microsoft.com/office/drawing/2016/5/12/chartex" xmlns:cx7="http://schemas.microsoft.com/office/drawing/2016/5/13/chartex" xmlns:cx8="http://schemas.microsoft.com/office/drawing/2016/5/14/chartex" xmlns:mc="http://schemas.openxmlformats.org/markup-compatibility/2006" xmlns:aink="http://schemas.microsoft.com/office/drawing/2016/ink" xmlns:am3d="http://schemas.microsoft.com/office/drawing/2017/model3d" xmlns:o="urn:schemas-microsoft-com:office:office" xmlns:oel="http://schemas.microsoft.com/office/2019/extlst" xmlns:r="http://schemas.openxmlformats.org/officeDocument/2006/relationships" xmlns:m="http://schemas.openxmlformats.org/officeDocument/2006/math" xmlns:v="urn:schemas-microsoft-com:vml" xmlns:wp14="http://schemas.microsoft.com/office/word/2010/wordprocessingDrawing" xmlns:wp="http://schemas.openxmlformats.org/drawingml/2006/wordprocessingDrawing" xmlns:w10="urn:schemas-microsoft-com:office:word" xmlns:w="http://schemas.openxmlformats.org/wordprocessingml/2006/main" xmlns:w14="http://schemas.microsoft.com/office/word/2010/wordml" xmlns:w15="http://schemas.microsoft.com/office/word/2012/wordml" xmlns:w16cex="http://schemas.microsoft.com/office/word/2018/wordml/cex" xmlns:w16cid="http://schemas.microsoft.com/office/word/2016/wordml/cid" xmlns:w16="http://schemas.microsoft.com/office/word/2018/wordml" xmlns:w16du="http://schemas.microsoft.com/office/word/2023/wordml/word16du" xmlns:w16sdtdh="http://schemas.microsoft.com/office/word/2020/wordml/sdtdatahash" xmlns:w16sdtfl="http://schemas.microsoft.com/office/word/2024/wordml/sdtformatlock" xmlns:w16se="http://schemas.microsoft.com/office/word/2015/wordml/symex" xmlns:wpg="http://schemas.microsoft.com/office/word/2010/wordprocessingGroup" xmlns:wpi="http://schemas.microsoft.com/office/word/2010/wordprocessingInk" xmlns:wne="http://schemas.microsoft.com/office/word/2006/wordml" xmlns:wps="http://schemas.microsoft.com/office/word/2010/wordprocessingShape" mc:Ignorable="w14 w15 w16se w16cid w16 w16cex w16sdtdh w16sdtfl w16du wp14">
   <w:abstractNum w:abstractNumId="0" w15:restartNumberingAfterBreak="0">
     <w:nsid w:val="00000002"/>
     <w:multiLevelType w:val="multilevel"/>
@@ -7776,6 +7235,7 @@
   <w:style w:type="character" w:default="1" w:styleId="Absatz-Standardschriftart">
     <w:name w:val="Default Paragraph Font"/>
     <w:uiPriority w:val="1"/>
+    <w:semiHidden/>
     <w:unhideWhenUsed/>
   </w:style>
   <w:style w:type="table" w:default="1" w:styleId="NormaleTabelle">
@@ -9153,16 +8613,25 @@
 </file>
 
 <file path=customXml/item1.xml><?xml version="1.0" encoding="utf-8"?>
+<b:Sources xmlns:b="http://schemas.openxmlformats.org/officeDocument/2006/bibliography" xmlns="http://schemas.openxmlformats.org/officeDocument/2006/bibliography" SelectedStyle="\APA.XSL" StyleName="APA"/>
+</file>
+
+<file path=customXml/item2.xml><?xml version="1.0" encoding="utf-8"?>
 <p:properties xmlns:p="http://schemas.microsoft.com/office/2006/metadata/properties" xmlns:xsi="http://www.w3.org/2001/XMLSchema-instance" xmlns:pc="http://schemas.microsoft.com/office/infopath/2007/PartnerControls">
   <documentManagement/>
 </p:properties>
 </file>
 
-<file path=customXml/item2.xml><?xml version="1.0" encoding="utf-8"?>
-<b:Sources xmlns:b="http://schemas.openxmlformats.org/officeDocument/2006/bibliography" xmlns="http://schemas.openxmlformats.org/officeDocument/2006/bibliography" SelectedStyle="\APA.XSL" StyleName="APA"/>
+<file path=customXml/item3.xml><?xml version="1.0" encoding="utf-8"?>
+<?mso-contentType ?>
+<FormTemplates xmlns="http://schemas.microsoft.com/sharepoint/v3/contenttype/forms">
+  <Display>DocumentLibraryForm</Display>
+  <Edit>DocumentLibraryForm</Edit>
+  <New>DocumentLibraryForm</New>
+</FormTemplates>
 </file>
 
-<file path=customXml/item3.xml><?xml version="1.0" encoding="utf-8"?>
+<file path=customXml/item4.xml><?xml version="1.0" encoding="utf-8"?>
 <ct:contentTypeSchema xmlns:ct="http://schemas.microsoft.com/office/2006/metadata/contentType" xmlns:ma="http://schemas.microsoft.com/office/2006/metadata/properties/metaAttributes" ct:_="" ma:_="" ma:contentTypeName="Document" ma:contentTypeID="0x010100CC67A076857BD748A8A042E9B7E77B8E" ma:contentTypeVersion="6" ma:contentTypeDescription="Create a new document." ma:contentTypeScope="" ma:versionID="0b038bfab33303ebbc2f2b22558ecf92">
   <xsd:schema xmlns:xsd="http://www.w3.org/2001/XMLSchema" xmlns:xs="http://www.w3.org/2001/XMLSchema" xmlns:p="http://schemas.microsoft.com/office/2006/metadata/properties" xmlns:ns2="f5455410-5ba3-458d-a7a9-3c77617b6c40" targetNamespace="http://schemas.microsoft.com/office/2006/metadata/properties" ma:root="true" ma:fieldsID="2cf13b0c460200ec71f702e8e589f1d5" ns2:_="">
     <xsd:import namespace="f5455410-5ba3-458d-a7a9-3c77617b6c40"/>
@@ -9320,16 +8789,15 @@
 </ct:contentTypeSchema>
 </file>
 
-<file path=customXml/item4.xml><?xml version="1.0" encoding="utf-8"?>
-<?mso-contentType ?>
-<FormTemplates xmlns="http://schemas.microsoft.com/sharepoint/v3/contenttype/forms">
-  <Display>DocumentLibraryForm</Display>
-  <Edit>DocumentLibraryForm</Edit>
-  <New>DocumentLibraryForm</New>
-</FormTemplates>
+<file path=customXml/itemProps1.xml><?xml version="1.0" encoding="utf-8"?>
+<ds:datastoreItem xmlns:ds="http://schemas.openxmlformats.org/officeDocument/2006/customXml" ds:itemID="{8B2D935C-A548-491C-8787-DD38F81926BC}">
+  <ds:schemaRefs>
+    <ds:schemaRef ds:uri="http://schemas.openxmlformats.org/officeDocument/2006/bibliography"/>
+  </ds:schemaRefs>
+</ds:datastoreItem>
 </file>
 
-<file path=customXml/itemProps1.xml><?xml version="1.0" encoding="utf-8"?>
+<file path=customXml/itemProps2.xml><?xml version="1.0" encoding="utf-8"?>
 <ds:datastoreItem xmlns:ds="http://schemas.openxmlformats.org/officeDocument/2006/customXml" ds:itemID="{11F604CB-3BDF-4AD9-B8E6-BBB3E7312EC7}">
   <ds:schemaRefs>
     <ds:schemaRef ds:uri="http://schemas.microsoft.com/office/2006/metadata/properties"/>
@@ -9338,15 +8806,15 @@
 </ds:datastoreItem>
 </file>
 
-<file path=customXml/itemProps2.xml><?xml version="1.0" encoding="utf-8"?>
-<ds:datastoreItem xmlns:ds="http://schemas.openxmlformats.org/officeDocument/2006/customXml" ds:itemID="{8B2D935C-A548-491C-8787-DD38F81926BC}">
+<file path=customXml/itemProps3.xml><?xml version="1.0" encoding="utf-8"?>
+<ds:datastoreItem xmlns:ds="http://schemas.openxmlformats.org/officeDocument/2006/customXml" ds:itemID="{23B61768-69B7-46C9-844C-ECBBF0CB3A5F}">
   <ds:schemaRefs>
-    <ds:schemaRef ds:uri="http://schemas.openxmlformats.org/officeDocument/2006/bibliography"/>
+    <ds:schemaRef ds:uri="http://schemas.microsoft.com/sharepoint/v3/contenttype/forms"/>
   </ds:schemaRefs>
 </ds:datastoreItem>
 </file>
 
-<file path=customXml/itemProps3.xml><?xml version="1.0" encoding="utf-8"?>
+<file path=customXml/itemProps4.xml><?xml version="1.0" encoding="utf-8"?>
 <ds:datastoreItem xmlns:ds="http://schemas.openxmlformats.org/officeDocument/2006/customXml" ds:itemID="{A8F19348-1194-4B7B-BF3F-1ED808171784}">
   <ds:schemaRefs>
     <ds:schemaRef ds:uri="http://schemas.microsoft.com/office/2006/metadata/contentType"/>
@@ -9362,12 +8830,4 @@
     <ds:schemaRef ds:uri="http://schemas.microsoft.com/internal/obd"/>
   </ds:schemaRefs>
 </ds:datastoreItem>
-</file>
-
-<file path=customXml/itemProps4.xml><?xml version="1.0" encoding="utf-8"?>
-<ds:datastoreItem xmlns:ds="http://schemas.openxmlformats.org/officeDocument/2006/customXml" ds:itemID="{23B61768-69B7-46C9-844C-ECBBF0CB3A5F}">
-  <ds:schemaRefs>
-    <ds:schemaRef ds:uri="http://schemas.microsoft.com/sharepoint/v3/contenttype/forms"/>
-  </ds:schemaRefs>
-</ds:datastoreItem>
 </file>